--- a/docs/Pack_Aliado_Gabriel_Barrios/docx/07_Presupuesto_12M.docx
+++ b/docs/Pack_Aliado_Gabriel_Barrios/docx/07_Presupuesto_12M.docx
@@ -607,6 +607,75 @@
       </w:r>
       <w:r>
         <w:t>), con menos colchón de marketing y talento senior.</w:t>
+      </w:r>
+    </w:p>
+    <w:p>
+      <w:r>
+        <w:t>────────────────────────────────────────</w:t>
+      </w:r>
+    </w:p>
+    <w:p>
+      <w:pPr>
+        <w:pStyle w:val="Heading1"/>
+      </w:pPr>
+      <w:r>
+        <w:t>Por qué importa este documento para Gabriel</w:t>
+      </w:r>
+    </w:p>
+    <w:p>
+      <w:r>
+        <w:t xml:space="preserve">No buscamos que audites cada línea como contador. Buscamos tu </w:t>
+      </w:r>
+      <w:r>
+        <w:rPr>
+          <w:b/>
+        </w:rPr>
+        <w:t>juicio de consultoría</w:t>
+      </w:r>
+      <w:r>
+        <w:t xml:space="preserve"> sobre tres preguntas:</w:t>
+      </w:r>
+    </w:p>
+    <w:p>
+      <w:r>
+        <w:t xml:space="preserve">1. </w:t>
+      </w:r>
+      <w:r>
+        <w:rPr>
+          <w:b/>
+        </w:rPr>
+        <w:t>¿Los sueldos de 4 vendedores a USD 350/mes son realistas en Valencia</w:t>
+      </w:r>
+      <w:r>
+        <w:t xml:space="preserve"> para captar dueños de farmacia independiente — o perderemos talento comercial ante la competencia?</w:t>
+      </w:r>
+    </w:p>
+    <w:p>
+      <w:r>
+        <w:t xml:space="preserve">2. </w:t>
+      </w:r>
+      <w:r>
+        <w:rPr>
+          <w:b/>
+        </w:rPr>
+        <w:t>¿El HQ tipo casa (USD 500/mes) es creíble</w:t>
+      </w:r>
+      <w:r>
+        <w:t xml:space="preserve"> para operar un piloto B2B en Carabobo, o conviene local comercial desde mes 1?</w:t>
+      </w:r>
+    </w:p>
+    <w:p>
+      <w:r>
+        <w:t xml:space="preserve">3. </w:t>
+      </w:r>
+      <w:r>
+        <w:rPr>
+          <w:b/>
+        </w:rPr>
+        <w:t>¿Lean (~112k) deja colchón suficiente</w:t>
+      </w:r>
+      <w:r>
+        <w:t xml:space="preserve"> ante un trimestre de devaluación fuerte, o Morr recomendaría orientar al tier Base (~157k) desde el inicio?</w:t>
       </w:r>
     </w:p>
     <w:p>
@@ -1542,7 +1611,7 @@
               <w:rPr>
                 <w:sz w:val="20"/>
               </w:rPr>
-              <w:t>Dev (Flutter + backend)</w:t>
+              <w:t>Dev (app + backend)</w:t>
             </w:r>
           </w:p>
         </w:tc>
@@ -2096,6 +2165,45 @@
       </w:r>
     </w:p>
     <w:p>
+      <w:r/>
+      <w:r>
+        <w:rPr>
+          <w:b/>
+        </w:rPr>
+        <w:t>Narrativa comercial:</w:t>
+      </w:r>
+      <w:r>
+        <w:t xml:space="preserve"> cada vendedor a </w:t>
+      </w:r>
+      <w:r>
+        <w:rPr>
+          <w:b/>
+        </w:rPr>
+        <w:t>350 + 40 USD por firma</w:t>
+      </w:r>
+      <w:r>
+        <w:t xml:space="preserve"> tiene incentivo a cerrar ~3–4 farmacias/mes para superar sueldo base. En </w:t>
+      </w:r>
+      <w:r>
+        <w:rPr>
+          <w:b/>
+        </w:rPr>
+        <w:t>El Socorro</w:t>
+      </w:r>
+      <w:r>
+        <w:t xml:space="preserve">, una semana de visitas (20 farmacias contactadas, 5 conversaciones profundas) debería generar 1–2 firmas si el dolor de PedidosYa es real — </w:t>
+      </w:r>
+      <w:r>
+        <w:rPr>
+          <w:b/>
+        </w:rPr>
+        <w:t>hipótesis a validar en T+60</w:t>
+      </w:r>
+      <w:r>
+        <w:t>.</w:t>
+      </w:r>
+    </w:p>
+    <w:p>
       <w:r>
         <w:t>────────────────────────────────────────</w:t>
       </w:r>
@@ -2123,13 +2231,14 @@
         <w:tblLook w:firstColumn="1" w:firstRow="1" w:lastColumn="0" w:lastRow="0" w:noHBand="0" w:noVBand="1" w:val="04A0"/>
       </w:tblPr>
       <w:tblGrid>
-        <w:gridCol w:w="4320"/>
-        <w:gridCol w:w="4320"/>
+        <w:gridCol w:w="2880"/>
+        <w:gridCol w:w="2880"/>
+        <w:gridCol w:w="2880"/>
       </w:tblGrid>
       <w:tr>
         <w:tc>
           <w:tcPr>
-            <w:tcW w:type="dxa" w:w="4320"/>
+            <w:tcW w:type="dxa" w:w="2880"/>
             <w:shd w:fill="1E2A5A"/>
           </w:tcPr>
           <w:p>
@@ -2145,7 +2254,7 @@
         </w:tc>
         <w:tc>
           <w:tcPr>
-            <w:tcW w:type="dxa" w:w="4320"/>
+            <w:tcW w:type="dxa" w:w="2880"/>
             <w:shd w:fill="1E2A5A"/>
           </w:tcPr>
           <w:p>
@@ -2159,11 +2268,27 @@
             </w:r>
           </w:p>
         </w:tc>
+        <w:tc>
+          <w:tcPr>
+            <w:tcW w:type="dxa" w:w="2880"/>
+            <w:shd w:fill="1E2A5A"/>
+          </w:tcPr>
+          <w:p>
+            <w:r>
+              <w:rPr>
+                <w:b/>
+                <w:color w:val="FFFFFF"/>
+                <w:sz w:val="20"/>
+              </w:rPr>
+              <w:t>Qué cubre en Valencia</w:t>
+            </w:r>
+          </w:p>
+        </w:tc>
       </w:tr>
       <w:tr>
         <w:tc>
           <w:tcPr>
-            <w:tcW w:type="dxa" w:w="4320"/>
+            <w:tcW w:type="dxa" w:w="2880"/>
           </w:tcPr>
           <w:p>
             <w:r>
@@ -2176,7 +2301,7 @@
         </w:tc>
         <w:tc>
           <w:tcPr>
-            <w:tcW w:type="dxa" w:w="4320"/>
+            <w:tcW w:type="dxa" w:w="2880"/>
           </w:tcPr>
           <w:p>
             <w:r>
@@ -2187,24 +2312,37 @@
             </w:r>
           </w:p>
         </w:tc>
-      </w:tr>
-      <w:tr>
         <w:tc>
           <w:tcPr>
-            <w:tcW w:type="dxa" w:w="4320"/>
+            <w:tcW w:type="dxa" w:w="2880"/>
           </w:tcPr>
           <w:p>
             <w:r>
               <w:rPr>
                 <w:sz w:val="20"/>
               </w:rPr>
-              <w:t>Introducción al mercado (web, brochures, tablets, visitas, video B2B)</w:t>
+              <w:t>Empresa, RIF, registro mercantil</w:t>
+            </w:r>
+          </w:p>
+        </w:tc>
+      </w:tr>
+      <w:tr>
+        <w:tc>
+          <w:tcPr>
+            <w:tcW w:type="dxa" w:w="2880"/>
+          </w:tcPr>
+          <w:p>
+            <w:r>
+              <w:rPr>
+                <w:sz w:val="20"/>
+              </w:rPr>
+              <w:t>Introducción al mercado</w:t>
             </w:r>
           </w:p>
         </w:tc>
         <w:tc>
           <w:tcPr>
-            <w:tcW w:type="dxa" w:w="4320"/>
+            <w:tcW w:type="dxa" w:w="2880"/>
           </w:tcPr>
           <w:p>
             <w:r>
@@ -2215,24 +2353,37 @@
             </w:r>
           </w:p>
         </w:tc>
-      </w:tr>
-      <w:tr>
         <w:tc>
           <w:tcPr>
-            <w:tcW w:type="dxa" w:w="4320"/>
+            <w:tcW w:type="dxa" w:w="2880"/>
           </w:tcPr>
           <w:p>
             <w:r>
               <w:rPr>
                 <w:sz w:val="20"/>
               </w:rPr>
-              <w:t>Oficina + equipos (depósito, adecuación, 4 PCs)</w:t>
+              <w:t>Web, brochures, tablets para demo en farmacia, visitas, video B2B</w:t>
+            </w:r>
+          </w:p>
+        </w:tc>
+      </w:tr>
+      <w:tr>
+        <w:tc>
+          <w:tcPr>
+            <w:tcW w:type="dxa" w:w="2880"/>
+          </w:tcPr>
+          <w:p>
+            <w:r>
+              <w:rPr>
+                <w:sz w:val="20"/>
+              </w:rPr>
+              <w:t>Oficina + equipos</w:t>
             </w:r>
           </w:p>
         </w:tc>
         <w:tc>
           <w:tcPr>
-            <w:tcW w:type="dxa" w:w="4320"/>
+            <w:tcW w:type="dxa" w:w="2880"/>
           </w:tcPr>
           <w:p>
             <w:r>
@@ -2243,11 +2394,24 @@
             </w:r>
           </w:p>
         </w:tc>
+        <w:tc>
+          <w:tcPr>
+            <w:tcW w:type="dxa" w:w="2880"/>
+          </w:tcPr>
+          <w:p>
+            <w:r>
+              <w:rPr>
+                <w:sz w:val="20"/>
+              </w:rPr>
+              <w:t>Depósito, adecuación, 4 PCs para vendedores</w:t>
+            </w:r>
+          </w:p>
+        </w:tc>
       </w:tr>
       <w:tr>
         <w:tc>
           <w:tcPr>
-            <w:tcW w:type="dxa" w:w="4320"/>
+            <w:tcW w:type="dxa" w:w="2880"/>
           </w:tcPr>
           <w:p>
             <w:r>
@@ -2260,7 +2424,7 @@
         </w:tc>
         <w:tc>
           <w:tcPr>
-            <w:tcW w:type="dxa" w:w="4320"/>
+            <w:tcW w:type="dxa" w:w="2880"/>
           </w:tcPr>
           <w:p>
             <w:r>
@@ -2271,9 +2435,33 @@
             </w:r>
           </w:p>
         </w:tc>
+        <w:tc>
+          <w:tcPr>
+            <w:tcW w:type="dxa" w:w="2880"/>
+          </w:tcPr>
+          <w:p>
+            <w:r>
+              <w:rPr>
+                <w:sz w:val="20"/>
+              </w:rPr>
+            </w:r>
+          </w:p>
+        </w:tc>
       </w:tr>
     </w:tbl>
     <w:p/>
+    <w:p>
+      <w:r/>
+      <w:r>
+        <w:rPr>
+          <w:b/>
+        </w:rPr>
+        <w:t>Riesgo:</w:t>
+      </w:r>
+      <w:r>
+        <w:t xml:space="preserve"> trámites legales en VE pueden demorar más de 30 días — el calendario T+90 asume gestión paralela desde T+0.</w:t>
+      </w:r>
+    </w:p>
     <w:p>
       <w:pPr>
         <w:pStyle w:val="Heading2"/>
@@ -2532,7 +2720,7 @@
               <w:rPr>
                 <w:sz w:val="20"/>
               </w:rPr>
-              <w:t>Hosting, SaaS, Firebase SMS</w:t>
+              <w:t>Hosting, SaaS, SMS verificación</w:t>
             </w:r>
           </w:p>
         </w:tc>
@@ -2651,14 +2839,15 @@
         <w:tblLook w:firstColumn="1" w:firstRow="1" w:lastColumn="0" w:lastRow="0" w:noHBand="0" w:noVBand="1" w:val="04A0"/>
       </w:tblPr>
       <w:tblGrid>
-        <w:gridCol w:w="2880"/>
-        <w:gridCol w:w="2880"/>
-        <w:gridCol w:w="2880"/>
+        <w:gridCol w:w="2160"/>
+        <w:gridCol w:w="2160"/>
+        <w:gridCol w:w="2160"/>
+        <w:gridCol w:w="2160"/>
       </w:tblGrid>
       <w:tr>
         <w:tc>
           <w:tcPr>
-            <w:tcW w:type="dxa" w:w="2880"/>
+            <w:tcW w:type="dxa" w:w="2160"/>
             <w:shd w:fill="1E2A5A"/>
           </w:tcPr>
           <w:p>
@@ -2674,7 +2863,7 @@
         </w:tc>
         <w:tc>
           <w:tcPr>
-            <w:tcW w:type="dxa" w:w="2880"/>
+            <w:tcW w:type="dxa" w:w="2160"/>
             <w:shd w:fill="1E2A5A"/>
           </w:tcPr>
           <w:p>
@@ -2690,7 +2879,7 @@
         </w:tc>
         <w:tc>
           <w:tcPr>
-            <w:tcW w:type="dxa" w:w="2880"/>
+            <w:tcW w:type="dxa" w:w="2160"/>
             <w:shd w:fill="1E2A5A"/>
           </w:tcPr>
           <w:p>
@@ -2704,11 +2893,27 @@
             </w:r>
           </w:p>
         </w:tc>
+        <w:tc>
+          <w:tcPr>
+            <w:tcW w:type="dxa" w:w="2160"/>
+            <w:shd w:fill="1E2A5A"/>
+          </w:tcPr>
+          <w:p>
+            <w:r>
+              <w:rPr>
+                <w:b/>
+                <w:color w:val="FFFFFF"/>
+                <w:sz w:val="20"/>
+              </w:rPr>
+              <w:t>Qué cambia</w:t>
+            </w:r>
+          </w:p>
+        </w:tc>
       </w:tr>
       <w:tr>
         <w:tc>
           <w:tcPr>
-            <w:tcW w:type="dxa" w:w="2880"/>
+            <w:tcW w:type="dxa" w:w="2160"/>
           </w:tcPr>
           <w:p>
             <w:r>
@@ -2721,7 +2926,7 @@
         </w:tc>
         <w:tc>
           <w:tcPr>
-            <w:tcW w:type="dxa" w:w="2880"/>
+            <w:tcW w:type="dxa" w:w="2160"/>
           </w:tcPr>
           <w:p>
             <w:r>
@@ -2734,7 +2939,7 @@
         </w:tc>
         <w:tc>
           <w:tcPr>
-            <w:tcW w:type="dxa" w:w="2880"/>
+            <w:tcW w:type="dxa" w:w="2160"/>
           </w:tcPr>
           <w:p>
             <w:r>
@@ -2745,11 +2950,24 @@
             </w:r>
           </w:p>
         </w:tc>
+        <w:tc>
+          <w:tcPr>
+            <w:tcW w:type="dxa" w:w="2160"/>
+          </w:tcPr>
+          <w:p>
+            <w:r>
+              <w:rPr>
+                <w:sz w:val="20"/>
+              </w:rPr>
+              <w:t>Solo digital; rampa comercial</w:t>
+            </w:r>
+          </w:p>
+        </w:tc>
       </w:tr>
       <w:tr>
         <w:tc>
           <w:tcPr>
-            <w:tcW w:type="dxa" w:w="2880"/>
+            <w:tcW w:type="dxa" w:w="2160"/>
           </w:tcPr>
           <w:p>
             <w:r>
@@ -2762,7 +2980,7 @@
         </w:tc>
         <w:tc>
           <w:tcPr>
-            <w:tcW w:type="dxa" w:w="2880"/>
+            <w:tcW w:type="dxa" w:w="2160"/>
           </w:tcPr>
           <w:p>
             <w:r>
@@ -2775,7 +2993,7 @@
         </w:tc>
         <w:tc>
           <w:tcPr>
-            <w:tcW w:type="dxa" w:w="2880"/>
+            <w:tcW w:type="dxa" w:w="2160"/>
           </w:tcPr>
           <w:p>
             <w:r>
@@ -2786,11 +3004,24 @@
             </w:r>
           </w:p>
         </w:tc>
+        <w:tc>
+          <w:tcPr>
+            <w:tcW w:type="dxa" w:w="2160"/>
+          </w:tcPr>
+          <w:p>
+            <w:r>
+              <w:rPr>
+                <w:sz w:val="20"/>
+              </w:rPr>
+              <w:t>Valla Av. Bolívar Norte activa</w:t>
+            </w:r>
+          </w:p>
+        </w:tc>
       </w:tr>
       <w:tr>
         <w:tc>
           <w:tcPr>
-            <w:tcW w:type="dxa" w:w="2880"/>
+            <w:tcW w:type="dxa" w:w="2160"/>
           </w:tcPr>
           <w:p>
             <w:r>
@@ -2803,7 +3034,7 @@
         </w:tc>
         <w:tc>
           <w:tcPr>
-            <w:tcW w:type="dxa" w:w="2880"/>
+            <w:tcW w:type="dxa" w:w="2160"/>
           </w:tcPr>
           <w:p>
             <w:r>
@@ -2816,7 +3047,7 @@
         </w:tc>
         <w:tc>
           <w:tcPr>
-            <w:tcW w:type="dxa" w:w="2880"/>
+            <w:tcW w:type="dxa" w:w="2160"/>
           </w:tcPr>
           <w:p>
             <w:r>
@@ -2827,44 +3058,16 @@
             </w:r>
           </w:p>
         </w:tc>
-      </w:tr>
-      <w:tr>
         <w:tc>
           <w:tcPr>
-            <w:tcW w:type="dxa" w:w="2880"/>
+            <w:tcW w:type="dxa" w:w="2160"/>
           </w:tcPr>
           <w:p>
             <w:r>
               <w:rPr>
                 <w:sz w:val="20"/>
               </w:rPr>
-              <w:t>**Promedio anual**</w:t>
-            </w:r>
-          </w:p>
-        </w:tc>
-        <w:tc>
-          <w:tcPr>
-            <w:tcW w:type="dxa" w:w="2880"/>
-          </w:tcPr>
-          <w:p>
-            <w:r>
-              <w:rPr>
-                <w:sz w:val="20"/>
-              </w:rPr>
-              <w:t>12</w:t>
-            </w:r>
-          </w:p>
-        </w:tc>
-        <w:tc>
-          <w:tcPr>
-            <w:tcW w:type="dxa" w:w="2880"/>
-          </w:tcPr>
-          <w:p>
-            <w:r>
-              <w:rPr>
-                <w:sz w:val="20"/>
-              </w:rPr>
-              <w:t>**~8.108**</w:t>
+              <w:t>Recorte publicidad si hay tracción orgánica</w:t>
             </w:r>
           </w:p>
         </w:tc>
@@ -3068,6 +3271,27 @@
       </w:r>
     </w:p>
     <w:p>
+      <w:r/>
+      <w:r>
+        <w:rPr>
+          <w:b/>
+        </w:rPr>
+        <w:t>Lectura de riesgo:</w:t>
+      </w:r>
+      <w:r>
+        <w:t xml:space="preserve"> la reserva explícita (~490 USD) es </w:t>
+      </w:r>
+      <w:r>
+        <w:rPr>
+          <w:b/>
+        </w:rPr>
+        <w:t>mínima</w:t>
+      </w:r>
+      <w:r>
+        <w:t xml:space="preserve"> — el colchón real está en el buffer 20% embebido en contingencia mensual. Si la devaluación supera ese buffer, activamos plan de contingencia (recorte valla, pausa 1 hire).</w:t>
+      </w:r>
+    </w:p>
+    <w:p>
       <w:r>
         <w:t>────────────────────────────────────────</w:t>
       </w:r>
@@ -3170,6 +3394,27 @@
       </w:r>
       <w:r>
         <w:t xml:space="preserve"> si se quiere más holgura de marketing B2B y talento intermedio sin saltar al tier Growth.</w:t>
+      </w:r>
+    </w:p>
+    <w:p>
+      <w:r/>
+      <w:r>
+        <w:rPr>
+          <w:b/>
+        </w:rPr>
+        <w:t>Cuándo Morr recomendaría Base:</w:t>
+      </w:r>
+      <w:r>
+        <w:t xml:space="preserve"> si Gabriel ve que </w:t>
+      </w:r>
+      <w:r>
+        <w:rPr>
+          <w:b/>
+        </w:rPr>
+        <w:t>350/mes no atrae vendedores con red farmacéutica</w:t>
+      </w:r>
+      <w:r>
+        <w:t xml:space="preserve"> en Valencia, o si el costo legal/contable real supera el one-shot de 5.050 USD.</w:t>
       </w:r>
     </w:p>
     <w:p>
@@ -3381,7 +3626,7 @@
               <w:rPr>
                 <w:sz w:val="20"/>
               </w:rPr>
-              <w:t>Meta, valla, material, transporte</w:t>
+              <w:t>Meta, valla, material, transporte vendedores</w:t>
             </w:r>
           </w:p>
         </w:tc>
@@ -3422,7 +3667,7 @@
               <w:rPr>
                 <w:sz w:val="20"/>
               </w:rPr>
-              <w:t>Hosting, IA, Firebase, oficina</w:t>
+              <w:t>Hosting, IA, SMS, oficina</w:t>
             </w:r>
           </w:p>
         </w:tc>
@@ -3553,6 +3798,27 @@
     </w:tbl>
     <w:p/>
     <w:p>
+      <w:r/>
+      <w:r>
+        <w:rPr>
+          <w:b/>
+        </w:rPr>
+        <w:t>Insight para consultoría:</w:t>
+      </w:r>
+      <w:r>
+        <w:t xml:space="preserve"> más de la mitad del capital va a </w:t>
+      </w:r>
+      <w:r>
+        <w:rPr>
+          <w:b/>
+        </w:rPr>
+        <w:t>personas en calle y soporte</w:t>
+      </w:r>
+      <w:r>
+        <w:t xml:space="preserve"> — coherente con tesis «riesgo comercial, no técnico».</w:t>
+      </w:r>
+    </w:p>
+    <w:p>
       <w:r>
         <w:t>────────────────────────────────────────</w:t>
       </w:r>
@@ -3580,6 +3846,18 @@
       </w:r>
     </w:p>
     <w:p>
+      <w:r/>
+      <w:r>
+        <w:rPr>
+          <w:b/>
+        </w:rPr>
+        <w:t>Escenario extremo:</w:t>
+      </w:r>
+      <w:r>
+        <w:t xml:space="preserve"> proyecciones externas citan inflación anual muy alta en 2026. Si devaluación trimestral &gt;100%, el plan activa: congelar contrataciones, recortar valla, renegociar HQ, revisar sueldos en USD con buffer adicional.</w:t>
+      </w:r>
+    </w:p>
+    <w:p>
       <w:r>
         <w:t>────────────────────────────────────────</w:t>
       </w:r>
@@ -3589,7 +3867,178 @@
         <w:pStyle w:val="Heading1"/>
       </w:pPr>
       <w:r>
-        <w:t>Qué revisar juntos</w:t>
+        <w:t>Sensibilidad rápida (qué pasa si…)</w:t>
+      </w:r>
+    </w:p>
+    <w:tbl>
+      <w:tblPr>
+        <w:tblStyle w:val="TableGrid"/>
+        <w:tblW w:type="auto" w:w="0"/>
+        <w:tblLook w:firstColumn="1" w:firstRow="1" w:lastColumn="0" w:lastRow="0" w:noHBand="0" w:noVBand="1" w:val="04A0"/>
+      </w:tblPr>
+      <w:tblGrid>
+        <w:gridCol w:w="4320"/>
+        <w:gridCol w:w="4320"/>
+      </w:tblGrid>
+      <w:tr>
+        <w:tc>
+          <w:tcPr>
+            <w:tcW w:type="dxa" w:w="4320"/>
+            <w:shd w:fill="1E2A5A"/>
+          </w:tcPr>
+          <w:p>
+            <w:r>
+              <w:rPr>
+                <w:b/>
+                <w:color w:val="FFFFFF"/>
+                <w:sz w:val="20"/>
+              </w:rPr>
+              <w:t>Escenario</w:t>
+            </w:r>
+          </w:p>
+        </w:tc>
+        <w:tc>
+          <w:tcPr>
+            <w:tcW w:type="dxa" w:w="4320"/>
+            <w:shd w:fill="1E2A5A"/>
+          </w:tcPr>
+          <w:p>
+            <w:r>
+              <w:rPr>
+                <w:b/>
+                <w:color w:val="FFFFFF"/>
+                <w:sz w:val="20"/>
+              </w:rPr>
+              <w:t>Impacto en cash M12 (orden de magnitud)</w:t>
+            </w:r>
+          </w:p>
+        </w:tc>
+      </w:tr>
+      <w:tr>
+        <w:tc>
+          <w:tcPr>
+            <w:tcW w:type="dxa" w:w="4320"/>
+          </w:tcPr>
+          <w:p>
+            <w:r>
+              <w:rPr>
+                <w:sz w:val="20"/>
+              </w:rPr>
+              <w:t>Solo **120 activas** M12 (vs 159)</w:t>
+            </w:r>
+          </w:p>
+        </w:tc>
+        <w:tc>
+          <w:tcPr>
+            <w:tcW w:type="dxa" w:w="4320"/>
+          </w:tcPr>
+          <w:p>
+            <w:r>
+              <w:rPr>
+                <w:sz w:val="20"/>
+              </w:rPr>
+              <w:t>Cash **~USD 25–32k** — aún positivo pero justo</w:t>
+            </w:r>
+          </w:p>
+        </w:tc>
+      </w:tr>
+      <w:tr>
+        <w:tc>
+          <w:tcPr>
+            <w:tcW w:type="dxa" w:w="4320"/>
+          </w:tcPr>
+          <w:p>
+            <w:r>
+              <w:rPr>
+                <w:sz w:val="20"/>
+              </w:rPr>
+              <w:t>Burn +15% por inflación no cubierta</w:t>
+            </w:r>
+          </w:p>
+        </w:tc>
+        <w:tc>
+          <w:tcPr>
+            <w:tcW w:type="dxa" w:w="4320"/>
+          </w:tcPr>
+          <w:p>
+            <w:r>
+              <w:rPr>
+                <w:sz w:val="20"/>
+              </w:rPr>
+              <w:t>Cash M12 cae **~USD 8–12k**</w:t>
+            </w:r>
+          </w:p>
+        </w:tc>
+      </w:tr>
+      <w:tr>
+        <w:tc>
+          <w:tcPr>
+            <w:tcW w:type="dxa" w:w="4320"/>
+          </w:tcPr>
+          <w:p>
+            <w:r>
+              <w:rPr>
+                <w:sz w:val="20"/>
+              </w:rPr>
+              <w:t>+1 vendedor no presupuestado</w:t>
+            </w:r>
+          </w:p>
+        </w:tc>
+        <w:tc>
+          <w:tcPr>
+            <w:tcW w:type="dxa" w:w="4320"/>
+          </w:tcPr>
+          <w:p>
+            <w:r>
+              <w:rPr>
+                <w:sz w:val="20"/>
+              </w:rPr>
+              <w:t>+**~4.200/año** base + comisiones — requiere tier Base</w:t>
+            </w:r>
+          </w:p>
+        </w:tc>
+      </w:tr>
+      <w:tr>
+        <w:tc>
+          <w:tcPr>
+            <w:tcW w:type="dxa" w:w="4320"/>
+          </w:tcPr>
+          <w:p>
+            <w:r>
+              <w:rPr>
+                <w:sz w:val="20"/>
+              </w:rPr>
+              <w:t>Comisiones doble de lo modelado</w:t>
+            </w:r>
+          </w:p>
+        </w:tc>
+        <w:tc>
+          <w:tcPr>
+            <w:tcW w:type="dxa" w:w="4320"/>
+          </w:tcPr>
+          <w:p>
+            <w:r>
+              <w:rPr>
+                <w:sz w:val="20"/>
+              </w:rPr>
+              <w:t>Variable comercial sube; payback CAC se alarga</w:t>
+            </w:r>
+          </w:p>
+        </w:tc>
+      </w:tr>
+    </w:tbl>
+    <w:p/>
+    <w:p>
+      <w:r>
+        <w:t>────────────────────────────────────────</w:t>
+      </w:r>
+    </w:p>
+    <w:p>
+      <w:pPr>
+        <w:pStyle w:val="Heading1"/>
+      </w:pPr>
+      <w:r>
+        <w:t>Qué nos gustaría que revises, Gabriel</w:t>
       </w:r>
     </w:p>
     <w:p>
@@ -3631,7 +4080,7 @@
         <w:t>Oficina tipo casa (500/mes)</w:t>
       </w:r>
       <w:r>
-        <w:t xml:space="preserve"> — ¿Alineado con operación local real?</w:t>
+        <w:t xml:space="preserve"> — ¿Alineado con operación local real o conviene local visible en Av. Bolívar?</w:t>
       </w:r>
     </w:p>
     <w:p>
@@ -3642,7 +4091,7 @@
         <w:rPr>
           <w:b/>
         </w:rPr>
-        <w:t>One-shots legales (~5.050 en constitución pack)</w:t>
+        <w:t>One-shots legales (~5.050 en constitución)</w:t>
       </w:r>
       <w:r>
         <w:t xml:space="preserve"> — ¿Coincide con costos actuales de C.A. + trámites en el estado?</w:t>
@@ -3660,6 +4109,20 @@
       </w:r>
       <w:r>
         <w:t xml:space="preserve"> — ¿Cómo lo vería un inversor ángel local vs el benchmark LatAm (~10–12%)?</w:t>
+      </w:r>
+    </w:p>
+    <w:p>
+      <w:r>
+        <w:t xml:space="preserve">6. </w:t>
+      </w:r>
+      <w:r>
+        <w:rPr>
+          <w:b/>
+        </w:rPr>
+        <w:t>¿El gasto en valla (350/mes desde M3)</w:t>
+      </w:r>
+      <w:r>
+        <w:t xml:space="preserve"> tiene sentido en Valencia metro, o Morr recomienda otro canal offline para farmacias?</w:t>
       </w:r>
     </w:p>
     <w:p>
@@ -3728,16 +4191,7 @@
     </w:p>
     <w:p>
       <w:r>
-        <w:t xml:space="preserve">- Stretch </w:t>
-      </w:r>
-      <w:r>
-        <w:rPr>
-          <w:b/>
-        </w:rPr>
-        <w:t>Blitz</w:t>
-      </w:r>
-      <w:r>
-        <w:t xml:space="preserve"> (~185k, 6 vendedores) existe en el modelo interno pero </w:t>
+        <w:t xml:space="preserve">- Escenario stretch con 6 vendedores (~185k) existe en el modelo interno pero </w:t>
       </w:r>
       <w:r>
         <w:rPr>

--- a/docs/Pack_Aliado_Gabriel_Barrios/docx/07_Presupuesto_12M.docx
+++ b/docs/Pack_Aliado_Gabriel_Barrios/docx/07_Presupuesto_12M.docx
@@ -3,64 +3,51 @@
 <w:document xmlns:wpc="http://schemas.microsoft.com/office/word/2010/wordprocessingCanvas" xmlns:mo="http://schemas.microsoft.com/office/mac/office/2008/main" xmlns:mc="http://schemas.openxmlformats.org/markup-compatibility/2006" xmlns:mv="urn:schemas-microsoft-com:mac:vml" xmlns:o="urn:schemas-microsoft-com:office:office" xmlns:r="http://schemas.openxmlformats.org/officeDocument/2006/relationships" xmlns:m="http://schemas.openxmlformats.org/officeDocument/2006/math" xmlns:v="urn:schemas-microsoft-com:vml" xmlns:wp14="http://schemas.microsoft.com/office/word/2010/wordprocessingDrawing" xmlns:wp="http://schemas.openxmlformats.org/drawingml/2006/wordprocessingDrawing" xmlns:w10="urn:schemas-microsoft-com:office:word" xmlns:w="http://schemas.openxmlformats.org/wordprocessingml/2006/main" xmlns:w14="http://schemas.microsoft.com/office/word/2010/wordml" xmlns:wpg="http://schemas.microsoft.com/office/word/2010/wordprocessingGroup" xmlns:wpi="http://schemas.microsoft.com/office/word/2010/wordprocessingInk" xmlns:wne="http://schemas.microsoft.com/office/word/2006/wordml" xmlns:wps="http://schemas.microsoft.com/office/word/2010/wordprocessingShape" mc:Ignorable="w14 wp14">
   <w:body>
     <w:p>
+      <w:r>
+        <w:rPr>
+          <w:i/>
+        </w:rPr>
+        <w:t>**Espejo Pack Aliado** (sync v5 7-ago-2026) desde [`docs/Lanzamiento/PRESUPUESTO_12_MESES_REFERENCIA.md`](../../../docs/Lanzamiento/PRESUPUESTO_12_MESES_REFERENCIA.md). Fuente de verdad = Lanzamiento + Excel v4.</w:t>
+      </w:r>
+    </w:p>
+    <w:p>
       <w:pPr>
         <w:pStyle w:val="Title"/>
       </w:pPr>
       <w:r>
-        <w:t>Presupuesto 12 meses — Zonix Pharma</w:t>
-      </w:r>
-    </w:p>
-    <w:p>
-      <w:r/>
-      <w:r>
-        <w:rPr>
-          <w:b/>
-        </w:rPr>
-        <w:t>Para:</w:t>
-      </w:r>
-      <w:r>
-        <w:t xml:space="preserve"> Gabriel Barrios — Gerente de Consultoría, Grupo Morr (Valencia, Venezuela)  </w:t>
-      </w:r>
-    </w:p>
-    <w:p>
-      <w:r/>
-      <w:r>
-        <w:rPr>
-          <w:b/>
-        </w:rPr>
-        <w:t>De:</w:t>
-      </w:r>
-      <w:r>
-        <w:t xml:space="preserve"> Abrahan Pulido — Founder / CEO / CTO, Zonix Pharma  </w:t>
-      </w:r>
-    </w:p>
-    <w:p>
-      <w:r/>
-      <w:r>
-        <w:rPr>
-          <w:b/>
-        </w:rPr>
-        <w:t>Fecha:</w:t>
-      </w:r>
-      <w:r>
-        <w:t xml:space="preserve"> junio 2026</w:t>
-      </w:r>
-    </w:p>
-    <w:p>
-      <w:r/>
-      <w:r>
-        <w:rPr>
-          <w:b/>
-        </w:rPr>
-        <w:t>No es una solicitud de inversión</w:t>
-      </w:r>
-      <w:r>
-        <w:t xml:space="preserve"> salvo que acordemos otra cosa en reunión. Es material para alinear visión y revisar números con alguien que conoce el mercado local.</w:t>
+        <w:t>Presupuesto 12 meses — referencia</w:t>
       </w:r>
     </w:p>
     <w:p>
       <w:r>
-        <w:t>────────────────────────────────────────</w:t>
+        <w:rPr>
+          <w:i/>
+        </w:rPr>
+        <w:t>**Última actualización:** 7 agosto 2026 (Lean **Excel v4** — SAFE **237.412** — ask único; esc.1: pricing **45/60/70 + %GMV 8/7/5**; FCF Y1 **+59.079**; cash M12 **246.231**).</w:t>
+      </w:r>
+    </w:p>
+    <w:p>
+      <w:r>
+        <w:rPr>
+          <w:i/>
+        </w:rPr>
+        <w:t>Documento que detalla **línea por línea** los gastos durante 12 meses para el escenario **Lean (ask único v4)**.</w:t>
+      </w:r>
+    </w:p>
+    <w:p>
+      <w:r>
+        <w:rPr>
+          <w:i/>
+        </w:rPr>
+        <w:t>Las cifras están justificadas en [MONTOS_REFERENCIA_INTERNET.md](MONTOS_REFERENCIA_INTERNET.md).</w:t>
+      </w:r>
+    </w:p>
+    <w:p>
+      <w:r>
+        <w:rPr>
+          <w:i/>
+        </w:rPr>
+        <w:t>Cifras en **USD constantes**, con buffer 20% ya aplicado al total para cubrir devaluación bolívar.</w:t>
       </w:r>
     </w:p>
     <w:p>
@@ -68,2406 +55,7 @@
         <w:pStyle w:val="Heading1"/>
       </w:pPr>
       <w:r>
-        <w:t>En 60 segundos</w:t>
-      </w:r>
-    </w:p>
-    <w:p>
-      <w:r>
-        <w:t xml:space="preserve">Tres escenarios de capital para </w:t>
-      </w:r>
-      <w:r>
-        <w:rPr>
-          <w:b/>
-        </w:rPr>
-        <w:t>12 meses operativos</w:t>
-      </w:r>
-      <w:r>
-        <w:t xml:space="preserve"> tras el Day-D (más </w:t>
-      </w:r>
-      <w:r>
-        <w:rPr>
-          <w:b/>
-        </w:rPr>
-        <w:t>Fase 0</w:t>
-      </w:r>
-      <w:r>
-        <w:t xml:space="preserve"> de 90 días). El ask principal del piloto es </w:t>
-      </w:r>
-      <w:r>
-        <w:rPr>
-          <w:b/>
-        </w:rPr>
-        <w:t>Lean ~112k</w:t>
-      </w:r>
-      <w:r>
-        <w:t>:</w:t>
-      </w:r>
-    </w:p>
-    <w:tbl>
-      <w:tblPr>
-        <w:tblStyle w:val="TableGrid"/>
-        <w:tblW w:type="auto" w:w="0"/>
-        <w:tblLook w:firstColumn="1" w:firstRow="1" w:lastColumn="0" w:lastRow="0" w:noHBand="0" w:noVBand="1" w:val="04A0"/>
-      </w:tblPr>
-      <w:tblGrid>
-        <w:gridCol w:w="2160"/>
-        <w:gridCol w:w="2160"/>
-        <w:gridCol w:w="2160"/>
-        <w:gridCol w:w="2160"/>
-      </w:tblGrid>
-      <w:tr>
-        <w:tc>
-          <w:tcPr>
-            <w:tcW w:type="dxa" w:w="2160"/>
-            <w:shd w:fill="1E2A5A"/>
-          </w:tcPr>
-          <w:p>
-            <w:r>
-              <w:rPr>
-                <w:b/>
-                <w:color w:val="FFFFFF"/>
-                <w:sz w:val="20"/>
-              </w:rPr>
-              <w:t>Concepto</w:t>
-            </w:r>
-          </w:p>
-        </w:tc>
-        <w:tc>
-          <w:tcPr>
-            <w:tcW w:type="dxa" w:w="2160"/>
-            <w:shd w:fill="1E2A5A"/>
-          </w:tcPr>
-          <w:p>
-            <w:r>
-              <w:rPr>
-                <w:b/>
-                <w:color w:val="FFFFFF"/>
-                <w:sz w:val="20"/>
-              </w:rPr>
-              <w:t>**Lean**</w:t>
-            </w:r>
-          </w:p>
-        </w:tc>
-        <w:tc>
-          <w:tcPr>
-            <w:tcW w:type="dxa" w:w="2160"/>
-            <w:shd w:fill="1E2A5A"/>
-          </w:tcPr>
-          <w:p>
-            <w:r>
-              <w:rPr>
-                <w:b/>
-                <w:color w:val="FFFFFF"/>
-                <w:sz w:val="20"/>
-              </w:rPr>
-              <w:t>**Base**</w:t>
-            </w:r>
-          </w:p>
-        </w:tc>
-        <w:tc>
-          <w:tcPr>
-            <w:tcW w:type="dxa" w:w="2160"/>
-            <w:shd w:fill="1E2A5A"/>
-          </w:tcPr>
-          <w:p>
-            <w:r>
-              <w:rPr>
-                <w:b/>
-                <w:color w:val="FFFFFF"/>
-                <w:sz w:val="20"/>
-              </w:rPr>
-              <w:t>**Growth**</w:t>
-            </w:r>
-          </w:p>
-        </w:tc>
-      </w:tr>
-      <w:tr>
-        <w:tc>
-          <w:tcPr>
-            <w:tcW w:type="dxa" w:w="2160"/>
-          </w:tcPr>
-          <w:p>
-            <w:r>
-              <w:rPr>
-                <w:sz w:val="20"/>
-              </w:rPr>
-              <w:t>**Capital pedido**</w:t>
-            </w:r>
-          </w:p>
-        </w:tc>
-        <w:tc>
-          <w:tcPr>
-            <w:tcW w:type="dxa" w:w="2160"/>
-          </w:tcPr>
-          <w:p>
-            <w:r>
-              <w:rPr>
-                <w:sz w:val="20"/>
-              </w:rPr>
-              <w:t>**~112.000**</w:t>
-            </w:r>
-          </w:p>
-        </w:tc>
-        <w:tc>
-          <w:tcPr>
-            <w:tcW w:type="dxa" w:w="2160"/>
-          </w:tcPr>
-          <w:p>
-            <w:r>
-              <w:rPr>
-                <w:sz w:val="20"/>
-              </w:rPr>
-              <w:t>**~157.000**</w:t>
-            </w:r>
-          </w:p>
-        </w:tc>
-        <w:tc>
-          <w:tcPr>
-            <w:tcW w:type="dxa" w:w="2160"/>
-          </w:tcPr>
-          <w:p>
-            <w:r>
-              <w:rPr>
-                <w:sz w:val="20"/>
-              </w:rPr>
-              <w:t>**~187.000**</w:t>
-            </w:r>
-          </w:p>
-        </w:tc>
-      </w:tr>
-      <w:tr>
-        <w:tc>
-          <w:tcPr>
-            <w:tcW w:type="dxa" w:w="2160"/>
-          </w:tcPr>
-          <w:p>
-            <w:r>
-              <w:rPr>
-                <w:sz w:val="20"/>
-              </w:rPr>
-              <w:t>Burn promedio/mes</w:t>
-            </w:r>
-          </w:p>
-        </w:tc>
-        <w:tc>
-          <w:tcPr>
-            <w:tcW w:type="dxa" w:w="2160"/>
-          </w:tcPr>
-          <w:p>
-            <w:r>
-              <w:rPr>
-                <w:sz w:val="20"/>
-              </w:rPr>
-              <w:t>**~8.108**</w:t>
-            </w:r>
-          </w:p>
-        </w:tc>
-        <w:tc>
-          <w:tcPr>
-            <w:tcW w:type="dxa" w:w="2160"/>
-          </w:tcPr>
-          <w:p>
-            <w:r>
-              <w:rPr>
-                <w:sz w:val="20"/>
-              </w:rPr>
-              <w:t>**~10.898**</w:t>
-            </w:r>
-          </w:p>
-        </w:tc>
-        <w:tc>
-          <w:tcPr>
-            <w:tcW w:type="dxa" w:w="2160"/>
-          </w:tcPr>
-          <w:p>
-            <w:r>
-              <w:rPr>
-                <w:sz w:val="20"/>
-              </w:rPr>
-              <w:t>**~12.698**</w:t>
-            </w:r>
-          </w:p>
-        </w:tc>
-      </w:tr>
-      <w:tr>
-        <w:tc>
-          <w:tcPr>
-            <w:tcW w:type="dxa" w:w="2160"/>
-          </w:tcPr>
-          <w:p>
-            <w:r>
-              <w:rPr>
-                <w:sz w:val="20"/>
-              </w:rPr>
-              <w:t>Burn total 12 meses</w:t>
-            </w:r>
-          </w:p>
-        </w:tc>
-        <w:tc>
-          <w:tcPr>
-            <w:tcW w:type="dxa" w:w="2160"/>
-          </w:tcPr>
-          <w:p>
-            <w:r>
-              <w:rPr>
-                <w:sz w:val="20"/>
-              </w:rPr>
-              <w:t>**~97.290**</w:t>
-            </w:r>
-          </w:p>
-        </w:tc>
-        <w:tc>
-          <w:tcPr>
-            <w:tcW w:type="dxa" w:w="2160"/>
-          </w:tcPr>
-          <w:p>
-            <w:r>
-              <w:rPr>
-                <w:sz w:val="20"/>
-              </w:rPr>
-              <w:t>~130.776</w:t>
-            </w:r>
-          </w:p>
-        </w:tc>
-        <w:tc>
-          <w:tcPr>
-            <w:tcW w:type="dxa" w:w="2160"/>
-          </w:tcPr>
-          <w:p>
-            <w:r>
-              <w:rPr>
-                <w:sz w:val="20"/>
-              </w:rPr>
-              <w:t>~152.370</w:t>
-            </w:r>
-          </w:p>
-        </w:tc>
-      </w:tr>
-      <w:tr>
-        <w:tc>
-          <w:tcPr>
-            <w:tcW w:type="dxa" w:w="2160"/>
-          </w:tcPr>
-          <w:p>
-            <w:r>
-              <w:rPr>
-                <w:sz w:val="20"/>
-              </w:rPr>
-              <w:t>Activas M12 (ref.)</w:t>
-            </w:r>
-          </w:p>
-        </w:tc>
-        <w:tc>
-          <w:tcPr>
-            <w:tcW w:type="dxa" w:w="2160"/>
-          </w:tcPr>
-          <w:p>
-            <w:r>
-              <w:rPr>
-                <w:sz w:val="20"/>
-              </w:rPr>
-              <w:t>~159</w:t>
-            </w:r>
-          </w:p>
-        </w:tc>
-        <w:tc>
-          <w:tcPr>
-            <w:tcW w:type="dxa" w:w="2160"/>
-          </w:tcPr>
-          <w:p>
-            <w:r>
-              <w:rPr>
-                <w:sz w:val="20"/>
-              </w:rPr>
-              <w:t>~159</w:t>
-            </w:r>
-          </w:p>
-        </w:tc>
-        <w:tc>
-          <w:tcPr>
-            <w:tcW w:type="dxa" w:w="2160"/>
-          </w:tcPr>
-          <w:p>
-            <w:r>
-              <w:rPr>
-                <w:sz w:val="20"/>
-              </w:rPr>
-              <w:t>~159</w:t>
-            </w:r>
-          </w:p>
-        </w:tc>
-      </w:tr>
-      <w:tr>
-        <w:tc>
-          <w:tcPr>
-            <w:tcW w:type="dxa" w:w="2160"/>
-          </w:tcPr>
-          <w:p>
-            <w:r>
-              <w:rPr>
-                <w:sz w:val="20"/>
-              </w:rPr>
-              <w:t>SAFE cap post-money</w:t>
-            </w:r>
-          </w:p>
-        </w:tc>
-        <w:tc>
-          <w:tcPr>
-            <w:tcW w:type="dxa" w:w="2160"/>
-          </w:tcPr>
-          <w:p>
-            <w:r>
-              <w:rPr>
-                <w:sz w:val="20"/>
-              </w:rPr>
-              <w:t>**USD 600.000**</w:t>
-            </w:r>
-          </w:p>
-        </w:tc>
-        <w:tc>
-          <w:tcPr>
-            <w:tcW w:type="dxa" w:w="2160"/>
-          </w:tcPr>
-          <w:p>
-            <w:r>
-              <w:rPr>
-                <w:sz w:val="20"/>
-              </w:rPr>
-              <w:t>~913.000</w:t>
-            </w:r>
-          </w:p>
-        </w:tc>
-        <w:tc>
-          <w:tcPr>
-            <w:tcW w:type="dxa" w:w="2160"/>
-          </w:tcPr>
-          <w:p>
-            <w:r>
-              <w:rPr>
-                <w:sz w:val="20"/>
-              </w:rPr>
-              <w:t>~1.205.000</w:t>
-            </w:r>
-          </w:p>
-        </w:tc>
-      </w:tr>
-      <w:tr>
-        <w:tc>
-          <w:tcPr>
-            <w:tcW w:type="dxa" w:w="2160"/>
-          </w:tcPr>
-          <w:p>
-            <w:r>
-              <w:rPr>
-                <w:sz w:val="20"/>
-              </w:rPr>
-              <w:t>Equity ref. inversor</w:t>
-            </w:r>
-          </w:p>
-        </w:tc>
-        <w:tc>
-          <w:tcPr>
-            <w:tcW w:type="dxa" w:w="2160"/>
-          </w:tcPr>
-          <w:p>
-            <w:r>
-              <w:rPr>
-                <w:sz w:val="20"/>
-              </w:rPr>
-              <w:t>**~18,66%**</w:t>
-            </w:r>
-          </w:p>
-        </w:tc>
-        <w:tc>
-          <w:tcPr>
-            <w:tcW w:type="dxa" w:w="2160"/>
-          </w:tcPr>
-          <w:p>
-            <w:r>
-              <w:rPr>
-                <w:sz w:val="20"/>
-              </w:rPr>
-              <w:t>~17,23%</w:t>
-            </w:r>
-          </w:p>
-        </w:tc>
-        <w:tc>
-          <w:tcPr>
-            <w:tcW w:type="dxa" w:w="2160"/>
-          </w:tcPr>
-          <w:p>
-            <w:r>
-              <w:rPr>
-                <w:sz w:val="20"/>
-              </w:rPr>
-              <w:t>~15,55%</w:t>
-            </w:r>
-          </w:p>
-        </w:tc>
-      </w:tr>
-      <w:tr>
-        <w:tc>
-          <w:tcPr>
-            <w:tcW w:type="dxa" w:w="2160"/>
-          </w:tcPr>
-          <w:p>
-            <w:r>
-              <w:rPr>
-                <w:sz w:val="20"/>
-              </w:rPr>
-              <w:t>Filosofía</w:t>
-            </w:r>
-          </w:p>
-        </w:tc>
-        <w:tc>
-          <w:tcPr>
-            <w:tcW w:type="dxa" w:w="2160"/>
-          </w:tcPr>
-          <w:p>
-            <w:r>
-              <w:rPr>
-                <w:sz w:val="20"/>
-              </w:rPr>
-              <w:t>Bootstrap 4 vendedores</w:t>
-            </w:r>
-          </w:p>
-        </w:tc>
-        <w:tc>
-          <w:tcPr>
-            <w:tcW w:type="dxa" w:w="2160"/>
-          </w:tcPr>
-          <w:p>
-            <w:r>
-              <w:rPr>
-                <w:sz w:val="20"/>
-              </w:rPr>
-              <w:t>+ marketing y reserva</w:t>
-            </w:r>
-          </w:p>
-        </w:tc>
-        <w:tc>
-          <w:tcPr>
-            <w:tcW w:type="dxa" w:w="2160"/>
-          </w:tcPr>
-          <w:p>
-            <w:r>
-              <w:rPr>
-                <w:sz w:val="20"/>
-              </w:rPr>
-              <w:t>+ dev senior y colchón</w:t>
-            </w:r>
-          </w:p>
-        </w:tc>
-      </w:tr>
-    </w:tbl>
-    <w:p/>
-    <w:p>
-      <w:r/>
-      <w:r>
-        <w:rPr>
-          <w:b/>
-        </w:rPr>
-        <w:t>En una frase:</w:t>
-      </w:r>
-      <w:r>
-        <w:t xml:space="preserve"> con </w:t>
-      </w:r>
-      <w:r>
-        <w:rPr>
-          <w:b/>
-        </w:rPr>
-        <w:t>~112k</w:t>
-      </w:r>
-      <w:r>
-        <w:t xml:space="preserve"> se cubren gastos únicos (~14,2k), </w:t>
-      </w:r>
-      <w:r>
-        <w:rPr>
-          <w:b/>
-        </w:rPr>
-        <w:t>90 días de arranque</w:t>
-      </w:r>
-      <w:r>
-        <w:t xml:space="preserve"> (~33,8k), </w:t>
-      </w:r>
-      <w:r>
-        <w:rPr>
-          <w:b/>
-        </w:rPr>
-        <w:t>12 meses de operación</w:t>
-      </w:r>
-      <w:r>
-        <w:t xml:space="preserve"> (~97,3k de burn) y una reserva mínima — mismo objetivo comercial que Base/Growth (</w:t>
-      </w:r>
-      <w:r>
-        <w:rPr>
-          <w:b/>
-        </w:rPr>
-        <w:t>~159 activas M12</w:t>
-      </w:r>
-      <w:r>
-        <w:t>), con menos colchón de marketing y talento senior.</w:t>
-      </w:r>
-    </w:p>
-    <w:p>
-      <w:r>
-        <w:t>────────────────────────────────────────</w:t>
-      </w:r>
-    </w:p>
-    <w:p>
-      <w:pPr>
-        <w:pStyle w:val="Heading1"/>
-      </w:pPr>
-      <w:r>
-        <w:t>Por qué importa este documento para Gabriel</w:t>
-      </w:r>
-    </w:p>
-    <w:p>
-      <w:r>
-        <w:t xml:space="preserve">No buscamos que audites cada línea como contador. Buscamos tu </w:t>
-      </w:r>
-      <w:r>
-        <w:rPr>
-          <w:b/>
-        </w:rPr>
-        <w:t>juicio de consultoría</w:t>
-      </w:r>
-      <w:r>
-        <w:t xml:space="preserve"> sobre tres preguntas:</w:t>
-      </w:r>
-    </w:p>
-    <w:p>
-      <w:r>
-        <w:t xml:space="preserve">1. </w:t>
-      </w:r>
-      <w:r>
-        <w:rPr>
-          <w:b/>
-        </w:rPr>
-        <w:t>¿Los sueldos de 4 vendedores a USD 350/mes son realistas en Valencia</w:t>
-      </w:r>
-      <w:r>
-        <w:t xml:space="preserve"> para captar dueños de farmacia independiente — o perderemos talento comercial ante la competencia?</w:t>
-      </w:r>
-    </w:p>
-    <w:p>
-      <w:r>
-        <w:t xml:space="preserve">2. </w:t>
-      </w:r>
-      <w:r>
-        <w:rPr>
-          <w:b/>
-        </w:rPr>
-        <w:t>¿El HQ tipo casa (USD 500/mes) es creíble</w:t>
-      </w:r>
-      <w:r>
-        <w:t xml:space="preserve"> para operar un piloto B2B en Carabobo, o conviene local comercial desde mes 1?</w:t>
-      </w:r>
-    </w:p>
-    <w:p>
-      <w:r>
-        <w:t xml:space="preserve">3. </w:t>
-      </w:r>
-      <w:r>
-        <w:rPr>
-          <w:b/>
-        </w:rPr>
-        <w:t>¿Lean (~112k) deja colchón suficiente</w:t>
-      </w:r>
-      <w:r>
-        <w:t xml:space="preserve"> ante un trimestre de devaluación fuerte, o Morr recomendaría orientar al tier Base (~157k) desde el inicio?</w:t>
-      </w:r>
-    </w:p>
-    <w:p>
-      <w:r>
-        <w:t>────────────────────────────────────────</w:t>
-      </w:r>
-    </w:p>
-    <w:p>
-      <w:pPr>
-        <w:pStyle w:val="Heading1"/>
-      </w:pPr>
-      <w:r>
-        <w:t>Comparativa Lean / Base / Growth</w:t>
-      </w:r>
-    </w:p>
-    <w:tbl>
-      <w:tblPr>
-        <w:tblStyle w:val="TableGrid"/>
-        <w:tblW w:type="auto" w:w="0"/>
-        <w:tblLook w:firstColumn="1" w:firstRow="1" w:lastColumn="0" w:lastRow="0" w:noHBand="0" w:noVBand="1" w:val="04A0"/>
-      </w:tblPr>
-      <w:tblGrid>
-        <w:gridCol w:w="2160"/>
-        <w:gridCol w:w="2160"/>
-        <w:gridCol w:w="2160"/>
-        <w:gridCol w:w="2160"/>
-      </w:tblGrid>
-      <w:tr>
-        <w:tc>
-          <w:tcPr>
-            <w:tcW w:type="dxa" w:w="2160"/>
-            <w:shd w:fill="1E2A5A"/>
-          </w:tcPr>
-          <w:p>
-            <w:r>
-              <w:rPr>
-                <w:b/>
-                <w:color w:val="FFFFFF"/>
-                <w:sz w:val="20"/>
-              </w:rPr>
-              <w:t>Concepto</w:t>
-            </w:r>
-          </w:p>
-        </w:tc>
-        <w:tc>
-          <w:tcPr>
-            <w:tcW w:type="dxa" w:w="2160"/>
-            <w:shd w:fill="1E2A5A"/>
-          </w:tcPr>
-          <w:p>
-            <w:r>
-              <w:rPr>
-                <w:b/>
-                <w:color w:val="FFFFFF"/>
-                <w:sz w:val="20"/>
-              </w:rPr>
-              <w:t>Lean (~112k)</w:t>
-            </w:r>
-          </w:p>
-        </w:tc>
-        <w:tc>
-          <w:tcPr>
-            <w:tcW w:type="dxa" w:w="2160"/>
-            <w:shd w:fill="1E2A5A"/>
-          </w:tcPr>
-          <w:p>
-            <w:r>
-              <w:rPr>
-                <w:b/>
-                <w:color w:val="FFFFFF"/>
-                <w:sz w:val="20"/>
-              </w:rPr>
-              <w:t>Base (~157k)</w:t>
-            </w:r>
-          </w:p>
-        </w:tc>
-        <w:tc>
-          <w:tcPr>
-            <w:tcW w:type="dxa" w:w="2160"/>
-            <w:shd w:fill="1E2A5A"/>
-          </w:tcPr>
-          <w:p>
-            <w:r>
-              <w:rPr>
-                <w:b/>
-                <w:color w:val="FFFFFF"/>
-                <w:sz w:val="20"/>
-              </w:rPr>
-              <w:t>Growth (~187k)</w:t>
-            </w:r>
-          </w:p>
-        </w:tc>
-      </w:tr>
-      <w:tr>
-        <w:tc>
-          <w:tcPr>
-            <w:tcW w:type="dxa" w:w="2160"/>
-          </w:tcPr>
-          <w:p>
-            <w:r>
-              <w:rPr>
-                <w:sz w:val="20"/>
-              </w:rPr>
-              <w:t>**Capital total**</w:t>
-            </w:r>
-          </w:p>
-        </w:tc>
-        <w:tc>
-          <w:tcPr>
-            <w:tcW w:type="dxa" w:w="2160"/>
-          </w:tcPr>
-          <w:p>
-            <w:r>
-              <w:rPr>
-                <w:sz w:val="20"/>
-              </w:rPr>
-              <w:t>**~111.988**</w:t>
-            </w:r>
-          </w:p>
-        </w:tc>
-        <w:tc>
-          <w:tcPr>
-            <w:tcW w:type="dxa" w:w="2160"/>
-          </w:tcPr>
-          <w:p>
-            <w:r>
-              <w:rPr>
-                <w:sz w:val="20"/>
-              </w:rPr>
-              <w:t>**~157.268**</w:t>
-            </w:r>
-          </w:p>
-        </w:tc>
-        <w:tc>
-          <w:tcPr>
-            <w:tcW w:type="dxa" w:w="2160"/>
-          </w:tcPr>
-          <w:p>
-            <w:r>
-              <w:rPr>
-                <w:sz w:val="20"/>
-              </w:rPr>
-              <w:t>**~187.478**</w:t>
-            </w:r>
-          </w:p>
-        </w:tc>
-      </w:tr>
-      <w:tr>
-        <w:tc>
-          <w:tcPr>
-            <w:tcW w:type="dxa" w:w="2160"/>
-          </w:tcPr>
-          <w:p>
-            <w:r>
-              <w:rPr>
-                <w:sz w:val="20"/>
-              </w:rPr>
-              <w:t>Runway</w:t>
-            </w:r>
-          </w:p>
-        </w:tc>
-        <w:tc>
-          <w:tcPr>
-            <w:tcW w:type="dxa" w:w="2160"/>
-          </w:tcPr>
-          <w:p>
-            <w:r>
-              <w:rPr>
-                <w:sz w:val="20"/>
-              </w:rPr>
-              <w:t>12 meses post-Day-D</w:t>
-            </w:r>
-          </w:p>
-        </w:tc>
-        <w:tc>
-          <w:tcPr>
-            <w:tcW w:type="dxa" w:w="2160"/>
-          </w:tcPr>
-          <w:p>
-            <w:r>
-              <w:rPr>
-                <w:sz w:val="20"/>
-              </w:rPr>
-              <w:t>12 meses post-Day-D</w:t>
-            </w:r>
-          </w:p>
-        </w:tc>
-        <w:tc>
-          <w:tcPr>
-            <w:tcW w:type="dxa" w:w="2160"/>
-          </w:tcPr>
-          <w:p>
-            <w:r>
-              <w:rPr>
-                <w:sz w:val="20"/>
-              </w:rPr>
-              <w:t>12 meses post-Day-D</w:t>
-            </w:r>
-          </w:p>
-        </w:tc>
-      </w:tr>
-      <w:tr>
-        <w:tc>
-          <w:tcPr>
-            <w:tcW w:type="dxa" w:w="2160"/>
-          </w:tcPr>
-          <w:p>
-            <w:r>
-              <w:rPr>
-                <w:sz w:val="20"/>
-              </w:rPr>
-              <w:t>**Burn prom. mensual**</w:t>
-            </w:r>
-          </w:p>
-        </w:tc>
-        <w:tc>
-          <w:tcPr>
-            <w:tcW w:type="dxa" w:w="2160"/>
-          </w:tcPr>
-          <w:p>
-            <w:r>
-              <w:rPr>
-                <w:sz w:val="20"/>
-              </w:rPr>
-              <w:t>**~8.108**</w:t>
-            </w:r>
-          </w:p>
-        </w:tc>
-        <w:tc>
-          <w:tcPr>
-            <w:tcW w:type="dxa" w:w="2160"/>
-          </w:tcPr>
-          <w:p>
-            <w:r>
-              <w:rPr>
-                <w:sz w:val="20"/>
-              </w:rPr>
-              <w:t>**~10.898**</w:t>
-            </w:r>
-          </w:p>
-        </w:tc>
-        <w:tc>
-          <w:tcPr>
-            <w:tcW w:type="dxa" w:w="2160"/>
-          </w:tcPr>
-          <w:p>
-            <w:r>
-              <w:rPr>
-                <w:sz w:val="20"/>
-              </w:rPr>
-              <w:t>**~12.698**</w:t>
-            </w:r>
-          </w:p>
-        </w:tc>
-      </w:tr>
-      <w:tr>
-        <w:tc>
-          <w:tcPr>
-            <w:tcW w:type="dxa" w:w="2160"/>
-          </w:tcPr>
-          <w:p>
-            <w:r>
-              <w:rPr>
-                <w:sz w:val="20"/>
-              </w:rPr>
-              <w:t>Vendedores B2B</w:t>
-            </w:r>
-          </w:p>
-        </w:tc>
-        <w:tc>
-          <w:tcPr>
-            <w:tcW w:type="dxa" w:w="2160"/>
-          </w:tcPr>
-          <w:p>
-            <w:r>
-              <w:rPr>
-                <w:sz w:val="20"/>
-              </w:rPr>
-              <w:t>**4 × USD 350**</w:t>
-            </w:r>
-          </w:p>
-        </w:tc>
-        <w:tc>
-          <w:tcPr>
-            <w:tcW w:type="dxa" w:w="2160"/>
-          </w:tcPr>
-          <w:p>
-            <w:r>
-              <w:rPr>
-                <w:sz w:val="20"/>
-              </w:rPr>
-              <w:t>4 × USD 400</w:t>
-            </w:r>
-          </w:p>
-        </w:tc>
-        <w:tc>
-          <w:tcPr>
-            <w:tcW w:type="dxa" w:w="2160"/>
-          </w:tcPr>
-          <w:p>
-            <w:r>
-              <w:rPr>
-                <w:sz w:val="20"/>
-              </w:rPr>
-              <w:t>4 × USD 450</w:t>
-            </w:r>
-          </w:p>
-        </w:tc>
-      </w:tr>
-      <w:tr>
-        <w:tc>
-          <w:tcPr>
-            <w:tcW w:type="dxa" w:w="2160"/>
-          </w:tcPr>
-          <w:p>
-            <w:r>
-              <w:rPr>
-                <w:sz w:val="20"/>
-              </w:rPr>
-              <w:t>Desarrollo app</w:t>
-            </w:r>
-          </w:p>
-        </w:tc>
-        <w:tc>
-          <w:tcPr>
-            <w:tcW w:type="dxa" w:w="2160"/>
-          </w:tcPr>
-          <w:p>
-            <w:r>
-              <w:rPr>
-                <w:sz w:val="20"/>
-              </w:rPr>
-              <w:t>Junior **600/mes**</w:t>
-            </w:r>
-          </w:p>
-        </w:tc>
-        <w:tc>
-          <w:tcPr>
-            <w:tcW w:type="dxa" w:w="2160"/>
-          </w:tcPr>
-          <w:p>
-            <w:r>
-              <w:rPr>
-                <w:sz w:val="20"/>
-              </w:rPr>
-              <w:t>Mid **1.000/mes**</w:t>
-            </w:r>
-          </w:p>
-        </w:tc>
-        <w:tc>
-          <w:tcPr>
-            <w:tcW w:type="dxa" w:w="2160"/>
-          </w:tcPr>
-          <w:p>
-            <w:r>
-              <w:rPr>
-                <w:sz w:val="20"/>
-              </w:rPr>
-              <w:t>Senior **1.800/mes**</w:t>
-            </w:r>
-          </w:p>
-        </w:tc>
-      </w:tr>
-      <w:tr>
-        <w:tc>
-          <w:tcPr>
-            <w:tcW w:type="dxa" w:w="2160"/>
-          </w:tcPr>
-          <w:p>
-            <w:r>
-              <w:rPr>
-                <w:sz w:val="20"/>
-              </w:rPr>
-              <w:t>Marketing extra</w:t>
-            </w:r>
-          </w:p>
-        </w:tc>
-        <w:tc>
-          <w:tcPr>
-            <w:tcW w:type="dxa" w:w="2160"/>
-          </w:tcPr>
-          <w:p>
-            <w:r>
-              <w:rPr>
-                <w:sz w:val="20"/>
-              </w:rPr>
-              <w:t>Meta + valla pequeña</w:t>
-            </w:r>
-          </w:p>
-        </w:tc>
-        <w:tc>
-          <w:tcPr>
-            <w:tcW w:type="dxa" w:w="2160"/>
-          </w:tcPr>
-          <w:p>
-            <w:r>
-              <w:rPr>
-                <w:sz w:val="20"/>
-              </w:rPr>
-              <w:t>+ diseñador + Google Ads</w:t>
-            </w:r>
-          </w:p>
-        </w:tc>
-        <w:tc>
-          <w:tcPr>
-            <w:tcW w:type="dxa" w:w="2160"/>
-          </w:tcPr>
-          <w:p>
-            <w:r>
-              <w:rPr>
-                <w:sz w:val="20"/>
-              </w:rPr>
-              <w:t>+ diseñador + Ads</w:t>
-            </w:r>
-          </w:p>
-        </w:tc>
-      </w:tr>
-      <w:tr>
-        <w:tc>
-          <w:tcPr>
-            <w:tcW w:type="dxa" w:w="2160"/>
-          </w:tcPr>
-          <w:p>
-            <w:r>
-              <w:rPr>
-                <w:sz w:val="20"/>
-              </w:rPr>
-              <w:t>Coordinador partners</w:t>
-            </w:r>
-          </w:p>
-        </w:tc>
-        <w:tc>
-          <w:tcPr>
-            <w:tcW w:type="dxa" w:w="2160"/>
-          </w:tcPr>
-          <w:p>
-            <w:r>
-              <w:rPr>
-                <w:sz w:val="20"/>
-              </w:rPr>
-              <w:t>—</w:t>
-            </w:r>
-          </w:p>
-        </w:tc>
-        <w:tc>
-          <w:tcPr>
-            <w:tcW w:type="dxa" w:w="2160"/>
-          </w:tcPr>
-          <w:p>
-            <w:r>
-              <w:rPr>
-                <w:sz w:val="20"/>
-              </w:rPr>
-              <w:t>350/mes</w:t>
-            </w:r>
-          </w:p>
-        </w:tc>
-        <w:tc>
-          <w:tcPr>
-            <w:tcW w:type="dxa" w:w="2160"/>
-          </w:tcPr>
-          <w:p>
-            <w:r>
-              <w:rPr>
-                <w:sz w:val="20"/>
-              </w:rPr>
-              <w:t>450/mes</w:t>
-            </w:r>
-          </w:p>
-        </w:tc>
-      </w:tr>
-      <w:tr>
-        <w:tc>
-          <w:tcPr>
-            <w:tcW w:type="dxa" w:w="2160"/>
-          </w:tcPr>
-          <w:p>
-            <w:r>
-              <w:rPr>
-                <w:sz w:val="20"/>
-              </w:rPr>
-              <w:t>Asesor regulatorio</w:t>
-            </w:r>
-          </w:p>
-        </w:tc>
-        <w:tc>
-          <w:tcPr>
-            <w:tcW w:type="dxa" w:w="2160"/>
-          </w:tcPr>
-          <w:p>
-            <w:r>
-              <w:rPr>
-                <w:sz w:val="20"/>
-              </w:rPr>
-              <w:t>—</w:t>
-            </w:r>
-          </w:p>
-        </w:tc>
-        <w:tc>
-          <w:tcPr>
-            <w:tcW w:type="dxa" w:w="2160"/>
-          </w:tcPr>
-          <w:p>
-            <w:r>
-              <w:rPr>
-                <w:sz w:val="20"/>
-              </w:rPr>
-              <w:t>120/mes</w:t>
-            </w:r>
-          </w:p>
-        </w:tc>
-        <w:tc>
-          <w:tcPr>
-            <w:tcW w:type="dxa" w:w="2160"/>
-          </w:tcPr>
-          <w:p>
-            <w:r>
-              <w:rPr>
-                <w:sz w:val="20"/>
-              </w:rPr>
-              <w:t>120/mes</w:t>
-            </w:r>
-          </w:p>
-        </w:tc>
-      </w:tr>
-      <w:tr>
-        <w:tc>
-          <w:tcPr>
-            <w:tcW w:type="dxa" w:w="2160"/>
-          </w:tcPr>
-          <w:p>
-            <w:r>
-              <w:rPr>
-                <w:sz w:val="20"/>
-              </w:rPr>
-              <w:t>**SAFE cap**</w:t>
-            </w:r>
-          </w:p>
-        </w:tc>
-        <w:tc>
-          <w:tcPr>
-            <w:tcW w:type="dxa" w:w="2160"/>
-          </w:tcPr>
-          <w:p>
-            <w:r>
-              <w:rPr>
-                <w:sz w:val="20"/>
-              </w:rPr>
-              <w:t>**600.000**</w:t>
-            </w:r>
-          </w:p>
-        </w:tc>
-        <w:tc>
-          <w:tcPr>
-            <w:tcW w:type="dxa" w:w="2160"/>
-          </w:tcPr>
-          <w:p>
-            <w:r>
-              <w:rPr>
-                <w:sz w:val="20"/>
-              </w:rPr>
-              <w:t>~912.814</w:t>
-            </w:r>
-          </w:p>
-        </w:tc>
-        <w:tc>
-          <w:tcPr>
-            <w:tcW w:type="dxa" w:w="2160"/>
-          </w:tcPr>
-          <w:p>
-            <w:r>
-              <w:rPr>
-                <w:sz w:val="20"/>
-              </w:rPr>
-              <w:t>~1.205.345</w:t>
-            </w:r>
-          </w:p>
-        </w:tc>
-      </w:tr>
-      <w:tr>
-        <w:tc>
-          <w:tcPr>
-            <w:tcW w:type="dxa" w:w="2160"/>
-          </w:tcPr>
-          <w:p>
-            <w:r>
-              <w:rPr>
-                <w:sz w:val="20"/>
-              </w:rPr>
-              <w:t>**Equity ref.**</w:t>
-            </w:r>
-          </w:p>
-        </w:tc>
-        <w:tc>
-          <w:tcPr>
-            <w:tcW w:type="dxa" w:w="2160"/>
-          </w:tcPr>
-          <w:p>
-            <w:r>
-              <w:rPr>
-                <w:sz w:val="20"/>
-              </w:rPr>
-              <w:t>**~18,66%**</w:t>
-            </w:r>
-          </w:p>
-        </w:tc>
-        <w:tc>
-          <w:tcPr>
-            <w:tcW w:type="dxa" w:w="2160"/>
-          </w:tcPr>
-          <w:p>
-            <w:r>
-              <w:rPr>
-                <w:sz w:val="20"/>
-              </w:rPr>
-              <w:t>~17,23%</w:t>
-            </w:r>
-          </w:p>
-        </w:tc>
-        <w:tc>
-          <w:tcPr>
-            <w:tcW w:type="dxa" w:w="2160"/>
-          </w:tcPr>
-          <w:p>
-            <w:r>
-              <w:rPr>
-                <w:sz w:val="20"/>
-              </w:rPr>
-              <w:t>~15,55%</w:t>
-            </w:r>
-          </w:p>
-        </w:tc>
-      </w:tr>
-      <w:tr>
-        <w:tc>
-          <w:tcPr>
-            <w:tcW w:type="dxa" w:w="2160"/>
-          </w:tcPr>
-          <w:p>
-            <w:r>
-              <w:rPr>
-                <w:sz w:val="20"/>
-              </w:rPr>
-              <w:t>Territorio ref.</w:t>
-            </w:r>
-          </w:p>
-        </w:tc>
-        <w:tc>
-          <w:tcPr>
-            <w:tcW w:type="dxa" w:w="2160"/>
-          </w:tcPr>
-          <w:p>
-            <w:r>
-              <w:rPr>
-                <w:sz w:val="20"/>
-              </w:rPr>
-              <w:t>Carabobo bootstrap</w:t>
-            </w:r>
-          </w:p>
-        </w:tc>
-        <w:tc>
-          <w:tcPr>
-            <w:tcW w:type="dxa" w:w="2160"/>
-          </w:tcPr>
-          <w:p>
-            <w:r>
-              <w:rPr>
-                <w:sz w:val="20"/>
-              </w:rPr>
-              <w:t>Carabobo + reserva</w:t>
-            </w:r>
-          </w:p>
-        </w:tc>
-        <w:tc>
-          <w:tcPr>
-            <w:tcW w:type="dxa" w:w="2160"/>
-          </w:tcPr>
-          <w:p>
-            <w:r>
-              <w:rPr>
-                <w:sz w:val="20"/>
-              </w:rPr>
-              <w:t>Carabobo + colchón</w:t>
-            </w:r>
-          </w:p>
-        </w:tc>
-      </w:tr>
-    </w:tbl>
-    <w:p/>
-    <w:p>
-      <w:r>
-        <w:t xml:space="preserve">Lean/Base/Growth comparten la </w:t>
-      </w:r>
-      <w:r>
-        <w:rPr>
-          <w:b/>
-        </w:rPr>
-        <w:t>misma curva comercial</w:t>
-      </w:r>
-      <w:r>
-        <w:t xml:space="preserve"> (4 vendedores); la diferencia es </w:t>
-      </w:r>
-      <w:r>
-        <w:rPr>
-          <w:b/>
-        </w:rPr>
-        <w:t>calidad de equipo, marketing y reserva de caja</w:t>
-      </w:r>
-      <w:r>
-        <w:t>, no la meta de activas M12.</w:t>
-      </w:r>
-    </w:p>
-    <w:p>
-      <w:r>
-        <w:t>────────────────────────────────────────</w:t>
-      </w:r>
-    </w:p>
-    <w:p>
-      <w:pPr>
-        <w:pStyle w:val="Heading1"/>
-      </w:pPr>
-      <w:r>
-        <w:t>Equipo y sueldos mensuales (USD, base fija)</w:t>
-      </w:r>
-    </w:p>
-    <w:p>
-      <w:r>
-        <w:t xml:space="preserve">Comisiones por firma van </w:t>
-      </w:r>
-      <w:r>
-        <w:rPr>
-          <w:b/>
-        </w:rPr>
-        <w:t>aparte</w:t>
-      </w:r>
-      <w:r>
-        <w:t xml:space="preserve"> del burn fijo.</w:t>
-      </w:r>
-    </w:p>
-    <w:tbl>
-      <w:tblPr>
-        <w:tblStyle w:val="TableGrid"/>
-        <w:tblW w:type="auto" w:w="0"/>
-        <w:tblLook w:firstColumn="1" w:firstRow="1" w:lastColumn="0" w:lastRow="0" w:noHBand="0" w:noVBand="1" w:val="04A0"/>
-      </w:tblPr>
-      <w:tblGrid>
-        <w:gridCol w:w="2160"/>
-        <w:gridCol w:w="2160"/>
-        <w:gridCol w:w="2160"/>
-        <w:gridCol w:w="2160"/>
-      </w:tblGrid>
-      <w:tr>
-        <w:tc>
-          <w:tcPr>
-            <w:tcW w:type="dxa" w:w="2160"/>
-            <w:shd w:fill="1E2A5A"/>
-          </w:tcPr>
-          <w:p>
-            <w:r>
-              <w:rPr>
-                <w:b/>
-                <w:color w:val="FFFFFF"/>
-                <w:sz w:val="20"/>
-              </w:rPr>
-              <w:t>Rol</w:t>
-            </w:r>
-          </w:p>
-        </w:tc>
-        <w:tc>
-          <w:tcPr>
-            <w:tcW w:type="dxa" w:w="2160"/>
-            <w:shd w:fill="1E2A5A"/>
-          </w:tcPr>
-          <w:p>
-            <w:r>
-              <w:rPr>
-                <w:b/>
-                <w:color w:val="FFFFFF"/>
-                <w:sz w:val="20"/>
-              </w:rPr>
-              <w:t>Lean</w:t>
-            </w:r>
-          </w:p>
-        </w:tc>
-        <w:tc>
-          <w:tcPr>
-            <w:tcW w:type="dxa" w:w="2160"/>
-            <w:shd w:fill="1E2A5A"/>
-          </w:tcPr>
-          <w:p>
-            <w:r>
-              <w:rPr>
-                <w:b/>
-                <w:color w:val="FFFFFF"/>
-                <w:sz w:val="20"/>
-              </w:rPr>
-              <w:t>Base</w:t>
-            </w:r>
-          </w:p>
-        </w:tc>
-        <w:tc>
-          <w:tcPr>
-            <w:tcW w:type="dxa" w:w="2160"/>
-            <w:shd w:fill="1E2A5A"/>
-          </w:tcPr>
-          <w:p>
-            <w:r>
-              <w:rPr>
-                <w:b/>
-                <w:color w:val="FFFFFF"/>
-                <w:sz w:val="20"/>
-              </w:rPr>
-              <w:t>Growth</w:t>
-            </w:r>
-          </w:p>
-        </w:tc>
-      </w:tr>
-      <w:tr>
-        <w:tc>
-          <w:tcPr>
-            <w:tcW w:type="dxa" w:w="2160"/>
-          </w:tcPr>
-          <w:p>
-            <w:r>
-              <w:rPr>
-                <w:sz w:val="20"/>
-              </w:rPr>
-              <w:t>Founder CEO/CTO</w:t>
-            </w:r>
-          </w:p>
-        </w:tc>
-        <w:tc>
-          <w:tcPr>
-            <w:tcW w:type="dxa" w:w="2160"/>
-          </w:tcPr>
-          <w:p>
-            <w:r>
-              <w:rPr>
-                <w:sz w:val="20"/>
-              </w:rPr>
-              <w:t>1.000</w:t>
-            </w:r>
-          </w:p>
-        </w:tc>
-        <w:tc>
-          <w:tcPr>
-            <w:tcW w:type="dxa" w:w="2160"/>
-          </w:tcPr>
-          <w:p>
-            <w:r>
-              <w:rPr>
-                <w:sz w:val="20"/>
-              </w:rPr>
-              <w:t>1.200</w:t>
-            </w:r>
-          </w:p>
-        </w:tc>
-        <w:tc>
-          <w:tcPr>
-            <w:tcW w:type="dxa" w:w="2160"/>
-          </w:tcPr>
-          <w:p>
-            <w:r>
-              <w:rPr>
-                <w:sz w:val="20"/>
-              </w:rPr>
-              <w:t>1.500</w:t>
-            </w:r>
-          </w:p>
-        </w:tc>
-      </w:tr>
-      <w:tr>
-        <w:tc>
-          <w:tcPr>
-            <w:tcW w:type="dxa" w:w="2160"/>
-          </w:tcPr>
-          <w:p>
-            <w:r>
-              <w:rPr>
-                <w:sz w:val="20"/>
-              </w:rPr>
-              <w:t>Co-CEO (comercial y operaciones)</w:t>
-            </w:r>
-          </w:p>
-        </w:tc>
-        <w:tc>
-          <w:tcPr>
-            <w:tcW w:type="dxa" w:w="2160"/>
-          </w:tcPr>
-          <w:p>
-            <w:r>
-              <w:rPr>
-                <w:sz w:val="20"/>
-              </w:rPr>
-              <w:t>1.000</w:t>
-            </w:r>
-          </w:p>
-        </w:tc>
-        <w:tc>
-          <w:tcPr>
-            <w:tcW w:type="dxa" w:w="2160"/>
-          </w:tcPr>
-          <w:p>
-            <w:r>
-              <w:rPr>
-                <w:sz w:val="20"/>
-              </w:rPr>
-              <w:t>1.200</w:t>
-            </w:r>
-          </w:p>
-        </w:tc>
-        <w:tc>
-          <w:tcPr>
-            <w:tcW w:type="dxa" w:w="2160"/>
-          </w:tcPr>
-          <w:p>
-            <w:r>
-              <w:rPr>
-                <w:sz w:val="20"/>
-              </w:rPr>
-              <w:t>1.500</w:t>
-            </w:r>
-          </w:p>
-        </w:tc>
-      </w:tr>
-      <w:tr>
-        <w:tc>
-          <w:tcPr>
-            <w:tcW w:type="dxa" w:w="2160"/>
-          </w:tcPr>
-          <w:p>
-            <w:r>
-              <w:rPr>
-                <w:sz w:val="20"/>
-              </w:rPr>
-              <w:t>Dev (app + backend)</w:t>
-            </w:r>
-          </w:p>
-        </w:tc>
-        <w:tc>
-          <w:tcPr>
-            <w:tcW w:type="dxa" w:w="2160"/>
-          </w:tcPr>
-          <w:p>
-            <w:r>
-              <w:rPr>
-                <w:sz w:val="20"/>
-              </w:rPr>
-              <w:t>**600** junior</w:t>
-            </w:r>
-          </w:p>
-        </w:tc>
-        <w:tc>
-          <w:tcPr>
-            <w:tcW w:type="dxa" w:w="2160"/>
-          </w:tcPr>
-          <w:p>
-            <w:r>
-              <w:rPr>
-                <w:sz w:val="20"/>
-              </w:rPr>
-              <w:t>**1.000** mid</w:t>
-            </w:r>
-          </w:p>
-        </w:tc>
-        <w:tc>
-          <w:tcPr>
-            <w:tcW w:type="dxa" w:w="2160"/>
-          </w:tcPr>
-          <w:p>
-            <w:r>
-              <w:rPr>
-                <w:sz w:val="20"/>
-              </w:rPr>
-              <w:t>**1.800** senior</w:t>
-            </w:r>
-          </w:p>
-        </w:tc>
-      </w:tr>
-      <w:tr>
-        <w:tc>
-          <w:tcPr>
-            <w:tcW w:type="dxa" w:w="2160"/>
-          </w:tcPr>
-          <w:p>
-            <w:r>
-              <w:rPr>
-                <w:sz w:val="20"/>
-              </w:rPr>
-              <w:t>Ventas B2B (×4, base c/u)</w:t>
-            </w:r>
-          </w:p>
-        </w:tc>
-        <w:tc>
-          <w:tcPr>
-            <w:tcW w:type="dxa" w:w="2160"/>
-          </w:tcPr>
-          <w:p>
-            <w:r>
-              <w:rPr>
-                <w:sz w:val="20"/>
-              </w:rPr>
-              <w:t>**4 × 350**</w:t>
-            </w:r>
-          </w:p>
-        </w:tc>
-        <w:tc>
-          <w:tcPr>
-            <w:tcW w:type="dxa" w:w="2160"/>
-          </w:tcPr>
-          <w:p>
-            <w:r>
-              <w:rPr>
-                <w:sz w:val="20"/>
-              </w:rPr>
-              <w:t>4 × 400</w:t>
-            </w:r>
-          </w:p>
-        </w:tc>
-        <w:tc>
-          <w:tcPr>
-            <w:tcW w:type="dxa" w:w="2160"/>
-          </w:tcPr>
-          <w:p>
-            <w:r>
-              <w:rPr>
-                <w:sz w:val="20"/>
-              </w:rPr>
-              <w:t>4 × 450</w:t>
-            </w:r>
-          </w:p>
-        </w:tc>
-      </w:tr>
-      <w:tr>
-        <w:tc>
-          <w:tcPr>
-            <w:tcW w:type="dxa" w:w="2160"/>
-          </w:tcPr>
-          <w:p>
-            <w:r>
-              <w:rPr>
-                <w:sz w:val="20"/>
-              </w:rPr>
-              <w:t>CS + community manager</w:t>
-            </w:r>
-          </w:p>
-        </w:tc>
-        <w:tc>
-          <w:tcPr>
-            <w:tcW w:type="dxa" w:w="2160"/>
-          </w:tcPr>
-          <w:p>
-            <w:r>
-              <w:rPr>
-                <w:sz w:val="20"/>
-              </w:rPr>
-              <w:t>400</w:t>
-            </w:r>
-          </w:p>
-        </w:tc>
-        <w:tc>
-          <w:tcPr>
-            <w:tcW w:type="dxa" w:w="2160"/>
-          </w:tcPr>
-          <w:p>
-            <w:r>
-              <w:rPr>
-                <w:sz w:val="20"/>
-              </w:rPr>
-              <w:t>500</w:t>
-            </w:r>
-          </w:p>
-        </w:tc>
-        <w:tc>
-          <w:tcPr>
-            <w:tcW w:type="dxa" w:w="2160"/>
-          </w:tcPr>
-          <w:p>
-            <w:r>
-              <w:rPr>
-                <w:sz w:val="20"/>
-              </w:rPr>
-              <w:t>600</w:t>
-            </w:r>
-          </w:p>
-        </w:tc>
-      </w:tr>
-      <w:tr>
-        <w:tc>
-          <w:tcPr>
-            <w:tcW w:type="dxa" w:w="2160"/>
-          </w:tcPr>
-          <w:p>
-            <w:r>
-              <w:rPr>
-                <w:sz w:val="20"/>
-              </w:rPr>
-              <w:t>Diseñador / marketing B2B</w:t>
-            </w:r>
-          </w:p>
-        </w:tc>
-        <w:tc>
-          <w:tcPr>
-            <w:tcW w:type="dxa" w:w="2160"/>
-          </w:tcPr>
-          <w:p>
-            <w:r>
-              <w:rPr>
-                <w:sz w:val="20"/>
-              </w:rPr>
-              <w:t>—</w:t>
-            </w:r>
-          </w:p>
-        </w:tc>
-        <w:tc>
-          <w:tcPr>
-            <w:tcW w:type="dxa" w:w="2160"/>
-          </w:tcPr>
-          <w:p>
-            <w:r>
-              <w:rPr>
-                <w:sz w:val="20"/>
-              </w:rPr>
-              <w:t>300</w:t>
-            </w:r>
-          </w:p>
-        </w:tc>
-        <w:tc>
-          <w:tcPr>
-            <w:tcW w:type="dxa" w:w="2160"/>
-          </w:tcPr>
-          <w:p>
-            <w:r>
-              <w:rPr>
-                <w:sz w:val="20"/>
-              </w:rPr>
-              <w:t>150</w:t>
-            </w:r>
-          </w:p>
-        </w:tc>
-      </w:tr>
-      <w:tr>
-        <w:tc>
-          <w:tcPr>
-            <w:tcW w:type="dxa" w:w="2160"/>
-          </w:tcPr>
-          <w:p>
-            <w:r>
-              <w:rPr>
-                <w:sz w:val="20"/>
-              </w:rPr>
-              <w:t>Google Ads B2B</w:t>
-            </w:r>
-          </w:p>
-        </w:tc>
-        <w:tc>
-          <w:tcPr>
-            <w:tcW w:type="dxa" w:w="2160"/>
-          </w:tcPr>
-          <w:p>
-            <w:r>
-              <w:rPr>
-                <w:sz w:val="20"/>
-              </w:rPr>
-              <w:t>—</w:t>
-            </w:r>
-          </w:p>
-        </w:tc>
-        <w:tc>
-          <w:tcPr>
-            <w:tcW w:type="dxa" w:w="2160"/>
-          </w:tcPr>
-          <w:p>
-            <w:r>
-              <w:rPr>
-                <w:sz w:val="20"/>
-              </w:rPr>
-              <w:t>300</w:t>
-            </w:r>
-          </w:p>
-        </w:tc>
-        <w:tc>
-          <w:tcPr>
-            <w:tcW w:type="dxa" w:w="2160"/>
-          </w:tcPr>
-          <w:p>
-            <w:r>
-              <w:rPr>
-                <w:sz w:val="20"/>
-              </w:rPr>
-              <w:t>300</w:t>
-            </w:r>
-          </w:p>
-        </w:tc>
-      </w:tr>
-      <w:tr>
-        <w:tc>
-          <w:tcPr>
-            <w:tcW w:type="dxa" w:w="2160"/>
-          </w:tcPr>
-          <w:p>
-            <w:r>
-              <w:rPr>
-                <w:sz w:val="20"/>
-              </w:rPr>
-              <w:t>Coordinador partners</w:t>
-            </w:r>
-          </w:p>
-        </w:tc>
-        <w:tc>
-          <w:tcPr>
-            <w:tcW w:type="dxa" w:w="2160"/>
-          </w:tcPr>
-          <w:p>
-            <w:r>
-              <w:rPr>
-                <w:sz w:val="20"/>
-              </w:rPr>
-              <w:t>—</w:t>
-            </w:r>
-          </w:p>
-        </w:tc>
-        <w:tc>
-          <w:tcPr>
-            <w:tcW w:type="dxa" w:w="2160"/>
-          </w:tcPr>
-          <w:p>
-            <w:r>
-              <w:rPr>
-                <w:sz w:val="20"/>
-              </w:rPr>
-              <w:t>350</w:t>
-            </w:r>
-          </w:p>
-        </w:tc>
-        <w:tc>
-          <w:tcPr>
-            <w:tcW w:type="dxa" w:w="2160"/>
-          </w:tcPr>
-          <w:p>
-            <w:r>
-              <w:rPr>
-                <w:sz w:val="20"/>
-              </w:rPr>
-              <w:t>450</w:t>
-            </w:r>
-          </w:p>
-        </w:tc>
-      </w:tr>
-      <w:tr>
-        <w:tc>
-          <w:tcPr>
-            <w:tcW w:type="dxa" w:w="2160"/>
-          </w:tcPr>
-          <w:p>
-            <w:r>
-              <w:rPr>
-                <w:sz w:val="20"/>
-              </w:rPr>
-              <w:t>Asesor regulatorio</w:t>
-            </w:r>
-          </w:p>
-        </w:tc>
-        <w:tc>
-          <w:tcPr>
-            <w:tcW w:type="dxa" w:w="2160"/>
-          </w:tcPr>
-          <w:p>
-            <w:r>
-              <w:rPr>
-                <w:sz w:val="20"/>
-              </w:rPr>
-              <w:t>—</w:t>
-            </w:r>
-          </w:p>
-        </w:tc>
-        <w:tc>
-          <w:tcPr>
-            <w:tcW w:type="dxa" w:w="2160"/>
-          </w:tcPr>
-          <w:p>
-            <w:r>
-              <w:rPr>
-                <w:sz w:val="20"/>
-              </w:rPr>
-              <w:t>120</w:t>
-            </w:r>
-          </w:p>
-        </w:tc>
-        <w:tc>
-          <w:tcPr>
-            <w:tcW w:type="dxa" w:w="2160"/>
-          </w:tcPr>
-          <w:p>
-            <w:r>
-              <w:rPr>
-                <w:sz w:val="20"/>
-              </w:rPr>
-              <w:t>120</w:t>
-            </w:r>
-          </w:p>
-        </w:tc>
-      </w:tr>
-      <w:tr>
-        <w:tc>
-          <w:tcPr>
-            <w:tcW w:type="dxa" w:w="2160"/>
-          </w:tcPr>
-          <w:p>
-            <w:r>
-              <w:rPr>
-                <w:sz w:val="20"/>
-              </w:rPr>
-              <w:t>Contador + abogado</w:t>
-            </w:r>
-          </w:p>
-        </w:tc>
-        <w:tc>
-          <w:tcPr>
-            <w:tcW w:type="dxa" w:w="2160"/>
-          </w:tcPr>
-          <w:p>
-            <w:r>
-              <w:rPr>
-                <w:sz w:val="20"/>
-              </w:rPr>
-              <w:t>330</w:t>
-            </w:r>
-          </w:p>
-        </w:tc>
-        <w:tc>
-          <w:tcPr>
-            <w:tcW w:type="dxa" w:w="2160"/>
-          </w:tcPr>
-          <w:p>
-            <w:r>
-              <w:rPr>
-                <w:sz w:val="20"/>
-              </w:rPr>
-              <w:t>450</w:t>
-            </w:r>
-          </w:p>
-        </w:tc>
-        <w:tc>
-          <w:tcPr>
-            <w:tcW w:type="dxa" w:w="2160"/>
-          </w:tcPr>
-          <w:p>
-            <w:r>
-              <w:rPr>
-                <w:sz w:val="20"/>
-              </w:rPr>
-              <w:t>600</w:t>
-            </w:r>
-          </w:p>
-        </w:tc>
-      </w:tr>
-      <w:tr>
-        <w:tc>
-          <w:tcPr>
-            <w:tcW w:type="dxa" w:w="2160"/>
-          </w:tcPr>
-          <w:p>
-            <w:r>
-              <w:rPr>
-                <w:sz w:val="20"/>
-              </w:rPr>
-              <w:t>Herramientas IA</w:t>
-            </w:r>
-          </w:p>
-        </w:tc>
-        <w:tc>
-          <w:tcPr>
-            <w:tcW w:type="dxa" w:w="2160"/>
-          </w:tcPr>
-          <w:p>
-            <w:r>
-              <w:rPr>
-                <w:sz w:val="20"/>
-              </w:rPr>
-              <w:t>425</w:t>
-            </w:r>
-          </w:p>
-        </w:tc>
-        <w:tc>
-          <w:tcPr>
-            <w:tcW w:type="dxa" w:w="2160"/>
-          </w:tcPr>
-          <w:p>
-            <w:r>
-              <w:rPr>
-                <w:sz w:val="20"/>
-              </w:rPr>
-              <w:t>425</w:t>
-            </w:r>
-          </w:p>
-        </w:tc>
-        <w:tc>
-          <w:tcPr>
-            <w:tcW w:type="dxa" w:w="2160"/>
-          </w:tcPr>
-          <w:p>
-            <w:r>
-              <w:rPr>
-                <w:sz w:val="20"/>
-              </w:rPr>
-              <w:t>425</w:t>
-            </w:r>
-          </w:p>
-        </w:tc>
-      </w:tr>
-      <w:tr>
-        <w:tc>
-          <w:tcPr>
-            <w:tcW w:type="dxa" w:w="2160"/>
-          </w:tcPr>
-          <w:p>
-            <w:r>
-              <w:rPr>
-                <w:sz w:val="20"/>
-              </w:rPr>
-              <w:t>Oficina + servicios + hosting</w:t>
-            </w:r>
-          </w:p>
-        </w:tc>
-        <w:tc>
-          <w:tcPr>
-            <w:tcW w:type="dxa" w:w="2160"/>
-          </w:tcPr>
-          <w:p>
-            <w:r>
-              <w:rPr>
-                <w:sz w:val="20"/>
-              </w:rPr>
-              <w:t>734</w:t>
-            </w:r>
-          </w:p>
-        </w:tc>
-        <w:tc>
-          <w:tcPr>
-            <w:tcW w:type="dxa" w:w="2160"/>
-          </w:tcPr>
-          <w:p>
-            <w:r>
-              <w:rPr>
-                <w:sz w:val="20"/>
-              </w:rPr>
-              <w:t>734</w:t>
-            </w:r>
-          </w:p>
-        </w:tc>
-        <w:tc>
-          <w:tcPr>
-            <w:tcW w:type="dxa" w:w="2160"/>
-          </w:tcPr>
-          <w:p>
-            <w:r>
-              <w:rPr>
-                <w:sz w:val="20"/>
-              </w:rPr>
-              <w:t>734</w:t>
-            </w:r>
-          </w:p>
-        </w:tc>
-      </w:tr>
-    </w:tbl>
-    <w:p/>
-    <w:p>
-      <w:r/>
-      <w:r>
-        <w:rPr>
-          <w:b/>
-        </w:rPr>
-        <w:t>Equipo Lean en palabras:</w:t>
-      </w:r>
-      <w:r>
-        <w:t xml:space="preserve"> founder técnico + co-CEO comercial + dev junior + </w:t>
-      </w:r>
-      <w:r>
-        <w:rPr>
-          <w:b/>
-        </w:rPr>
-        <w:t>4 cazadores de farmacia</w:t>
-      </w:r>
-      <w:r>
-        <w:t xml:space="preserve"> + soporte al cliente + stack digital (IA, hosting, contabilidad) + oficina tipo casa en Valencia.</w:t>
-      </w:r>
-    </w:p>
-    <w:p>
-      <w:r/>
-      <w:r>
-        <w:rPr>
-          <w:b/>
-        </w:rPr>
-        <w:t>Narrativa comercial:</w:t>
-      </w:r>
-      <w:r>
-        <w:t xml:space="preserve"> cada vendedor a </w:t>
-      </w:r>
-      <w:r>
-        <w:rPr>
-          <w:b/>
-        </w:rPr>
-        <w:t>350 + 40 USD por firma</w:t>
-      </w:r>
-      <w:r>
-        <w:t xml:space="preserve"> tiene incentivo a cerrar ~3–4 farmacias/mes para superar sueldo base. En </w:t>
-      </w:r>
-      <w:r>
-        <w:rPr>
-          <w:b/>
-        </w:rPr>
-        <w:t>El Socorro</w:t>
-      </w:r>
-      <w:r>
-        <w:t xml:space="preserve">, una semana de visitas (20 farmacias contactadas, 5 conversaciones profundas) debería generar 1–2 firmas si el dolor de PedidosYa es real — </w:t>
-      </w:r>
-      <w:r>
-        <w:rPr>
-          <w:b/>
-        </w:rPr>
-        <w:t>hipótesis a validar en T+60</w:t>
-      </w:r>
-      <w:r>
-        <w:t>.</w:t>
-      </w:r>
-    </w:p>
-    <w:p>
-      <w:r>
-        <w:t>────────────────────────────────────────</w:t>
-      </w:r>
-    </w:p>
-    <w:p>
-      <w:pPr>
-        <w:pStyle w:val="Heading1"/>
-      </w:pPr>
-      <w:r>
-        <w:t>Escenario Lean — desglose del ~112k</w:t>
-      </w:r>
-    </w:p>
-    <w:p>
-      <w:pPr>
-        <w:pStyle w:val="Heading2"/>
-      </w:pPr>
-      <w:r>
-        <w:t>Gastos únicos (one-shots) — ~14.208 USD</w:t>
-      </w:r>
-    </w:p>
-    <w:tbl>
-      <w:tblPr>
-        <w:tblStyle w:val="TableGrid"/>
-        <w:tblW w:type="auto" w:w="0"/>
-        <w:tblLook w:firstColumn="1" w:firstRow="1" w:lastColumn="0" w:lastRow="0" w:noHBand="0" w:noVBand="1" w:val="04A0"/>
-      </w:tblPr>
-      <w:tblGrid>
-        <w:gridCol w:w="2880"/>
-        <w:gridCol w:w="2880"/>
-        <w:gridCol w:w="2880"/>
-      </w:tblGrid>
-      <w:tr>
-        <w:tc>
-          <w:tcPr>
-            <w:tcW w:type="dxa" w:w="2880"/>
-            <w:shd w:fill="1E2A5A"/>
-          </w:tcPr>
-          <w:p>
-            <w:r>
-              <w:rPr>
-                <w:b/>
-                <w:color w:val="FFFFFF"/>
-                <w:sz w:val="20"/>
-              </w:rPr>
-              <w:t>Rubro</w:t>
-            </w:r>
-          </w:p>
-        </w:tc>
-        <w:tc>
-          <w:tcPr>
-            <w:tcW w:type="dxa" w:w="2880"/>
-            <w:shd w:fill="1E2A5A"/>
-          </w:tcPr>
-          <w:p>
-            <w:r>
-              <w:rPr>
-                <w:b/>
-                <w:color w:val="FFFFFF"/>
-                <w:sz w:val="20"/>
-              </w:rPr>
-              <w:t>USD</w:t>
-            </w:r>
-          </w:p>
-        </w:tc>
-        <w:tc>
-          <w:tcPr>
-            <w:tcW w:type="dxa" w:w="2880"/>
-            <w:shd w:fill="1E2A5A"/>
-          </w:tcPr>
-          <w:p>
-            <w:r>
-              <w:rPr>
-                <w:b/>
-                <w:color w:val="FFFFFF"/>
-                <w:sz w:val="20"/>
-              </w:rPr>
-              <w:t>Qué cubre en Valencia</w:t>
-            </w:r>
-          </w:p>
-        </w:tc>
-      </w:tr>
-      <w:tr>
-        <w:tc>
-          <w:tcPr>
-            <w:tcW w:type="dxa" w:w="2880"/>
-          </w:tcPr>
-          <w:p>
-            <w:r>
-              <w:rPr>
-                <w:sz w:val="20"/>
-              </w:rPr>
-              <w:t>Constitución C.A. + trámites HQ</w:t>
-            </w:r>
-          </w:p>
-        </w:tc>
-        <w:tc>
-          <w:tcPr>
-            <w:tcW w:type="dxa" w:w="2880"/>
-          </w:tcPr>
-          <w:p>
-            <w:r>
-              <w:rPr>
-                <w:sz w:val="20"/>
-              </w:rPr>
-              <w:t>5.050</w:t>
-            </w:r>
-          </w:p>
-        </w:tc>
-        <w:tc>
-          <w:tcPr>
-            <w:tcW w:type="dxa" w:w="2880"/>
-          </w:tcPr>
-          <w:p>
-            <w:r>
-              <w:rPr>
-                <w:sz w:val="20"/>
-              </w:rPr>
-              <w:t>Empresa, RIF, registro mercantil</w:t>
-            </w:r>
-          </w:p>
-        </w:tc>
-      </w:tr>
-      <w:tr>
-        <w:tc>
-          <w:tcPr>
-            <w:tcW w:type="dxa" w:w="2880"/>
-          </w:tcPr>
-          <w:p>
-            <w:r>
-              <w:rPr>
-                <w:sz w:val="20"/>
-              </w:rPr>
-              <w:t>Introducción al mercado</w:t>
-            </w:r>
-          </w:p>
-        </w:tc>
-        <w:tc>
-          <w:tcPr>
-            <w:tcW w:type="dxa" w:w="2880"/>
-          </w:tcPr>
-          <w:p>
-            <w:r>
-              <w:rPr>
-                <w:sz w:val="20"/>
-              </w:rPr>
-              <w:t>3.808</w:t>
-            </w:r>
-          </w:p>
-        </w:tc>
-        <w:tc>
-          <w:tcPr>
-            <w:tcW w:type="dxa" w:w="2880"/>
-          </w:tcPr>
-          <w:p>
-            <w:r>
-              <w:rPr>
-                <w:sz w:val="20"/>
-              </w:rPr>
-              <w:t>Web, brochures, tablets para demo en farmacia, visitas, video B2B</w:t>
-            </w:r>
-          </w:p>
-        </w:tc>
-      </w:tr>
-      <w:tr>
-        <w:tc>
-          <w:tcPr>
-            <w:tcW w:type="dxa" w:w="2880"/>
-          </w:tcPr>
-          <w:p>
-            <w:r>
-              <w:rPr>
-                <w:sz w:val="20"/>
-              </w:rPr>
-              <w:t>Oficina + equipos</w:t>
-            </w:r>
-          </w:p>
-        </w:tc>
-        <w:tc>
-          <w:tcPr>
-            <w:tcW w:type="dxa" w:w="2880"/>
-          </w:tcPr>
-          <w:p>
-            <w:r>
-              <w:rPr>
-                <w:sz w:val="20"/>
-              </w:rPr>
-              <w:t>5.350</w:t>
-            </w:r>
-          </w:p>
-        </w:tc>
-        <w:tc>
-          <w:tcPr>
-            <w:tcW w:type="dxa" w:w="2880"/>
-          </w:tcPr>
-          <w:p>
-            <w:r>
-              <w:rPr>
-                <w:sz w:val="20"/>
-              </w:rPr>
-              <w:t>Depósito, adecuación, 4 PCs para vendedores</w:t>
-            </w:r>
-          </w:p>
-        </w:tc>
-      </w:tr>
-      <w:tr>
-        <w:tc>
-          <w:tcPr>
-            <w:tcW w:type="dxa" w:w="2880"/>
-          </w:tcPr>
-          <w:p>
-            <w:r>
-              <w:rPr>
-                <w:sz w:val="20"/>
-              </w:rPr>
-              <w:t>**Total one-shots**</w:t>
-            </w:r>
-          </w:p>
-        </w:tc>
-        <w:tc>
-          <w:tcPr>
-            <w:tcW w:type="dxa" w:w="2880"/>
-          </w:tcPr>
-          <w:p>
-            <w:r>
-              <w:rPr>
-                <w:sz w:val="20"/>
-              </w:rPr>
-              <w:t>**~14.208**</w:t>
-            </w:r>
-          </w:p>
-        </w:tc>
-        <w:tc>
-          <w:tcPr>
-            <w:tcW w:type="dxa" w:w="2880"/>
-          </w:tcPr>
-          <w:p>
-            <w:r>
-              <w:rPr>
-                <w:sz w:val="20"/>
-              </w:rPr>
-            </w:r>
-          </w:p>
-        </w:tc>
-      </w:tr>
-    </w:tbl>
-    <w:p/>
-    <w:p>
-      <w:r/>
-      <w:r>
-        <w:rPr>
-          <w:b/>
-        </w:rPr>
-        <w:t>Riesgo:</w:t>
-      </w:r>
-      <w:r>
-        <w:t xml:space="preserve"> trámites legales en VE pueden demorar más de 30 días — el calendario T+90 asume gestión paralela desde T+0.</w:t>
-      </w:r>
-    </w:p>
-    <w:p>
-      <w:pPr>
-        <w:pStyle w:val="Heading2"/>
-      </w:pPr>
-      <w:r>
-        <w:t>Burn mensual recurrente (componentes fijos)</w:t>
+        <w:t>1. Resumen ejecutivo — escenario Lean (ask único v4)</w:t>
       </w:r>
     </w:p>
     <w:tbl>
@@ -2509,7 +97,7 @@
                 <w:color w:val="FFFFFF"/>
                 <w:sz w:val="20"/>
               </w:rPr>
-              <w:t>USD/mes</w:t>
+              <w:t>**Lean — 4× Sales (Excel 237.412 — ask único)**</w:t>
             </w:r>
           </w:p>
         </w:tc>
@@ -2524,7 +112,7 @@
               <w:rPr>
                 <w:sz w:val="20"/>
               </w:rPr>
-              <w:t>Dev junior</w:t>
+              <w:t>Capital pedido</w:t>
             </w:r>
           </w:p>
         </w:tc>
@@ -2537,7 +125,7 @@
               <w:rPr>
                 <w:sz w:val="20"/>
               </w:rPr>
-              <w:t>600</w:t>
+              <w:t>**237.412**</w:t>
             </w:r>
           </w:p>
         </w:tc>
@@ -2552,7 +140,7 @@
               <w:rPr>
                 <w:sz w:val="20"/>
               </w:rPr>
-              <w:t>4 vendedores B2B (base)</w:t>
+              <w:t>Runway</w:t>
             </w:r>
           </w:p>
         </w:tc>
@@ -2565,7 +153,7 @@
               <w:rPr>
                 <w:sz w:val="20"/>
               </w:rPr>
-              <w:t>1.400</w:t>
+              <w:t>12 meses post-Day-D</w:t>
             </w:r>
           </w:p>
         </w:tc>
@@ -2580,7 +168,7 @@
               <w:rPr>
                 <w:sz w:val="20"/>
               </w:rPr>
-              <w:t>CS + community manager</w:t>
+              <w:t>Burn promedio mensual (esc.1)</w:t>
             </w:r>
           </w:p>
         </w:tc>
@@ -2593,7 +181,7 @@
               <w:rPr>
                 <w:sz w:val="20"/>
               </w:rPr>
-              <w:t>400</w:t>
+              <w:t>**~14.143**/mes (costos Y1 **169.717**/12); pico M2 **14.846**</w:t>
             </w:r>
           </w:p>
         </w:tc>
@@ -2608,7 +196,7 @@
               <w:rPr>
                 <w:sz w:val="20"/>
               </w:rPr>
-              <w:t>Founder + Co-CEO</w:t>
+              <w:t>Activas M12 ref.</w:t>
             </w:r>
           </w:p>
         </w:tc>
@@ -2621,7 +209,369 @@
               <w:rPr>
                 <w:sz w:val="20"/>
               </w:rPr>
-              <w:t>2.000</w:t>
+              <w:t>~159</w:t>
+            </w:r>
+          </w:p>
+        </w:tc>
+      </w:tr>
+      <w:tr>
+        <w:tc>
+          <w:tcPr>
+            <w:tcW w:type="dxa" w:w="4320"/>
+          </w:tcPr>
+          <w:p>
+            <w:r>
+              <w:rPr>
+                <w:sz w:val="20"/>
+              </w:rPr>
+              <w:t>SAFE post-money cap (ref.)</w:t>
+            </w:r>
+          </w:p>
+        </w:tc>
+        <w:tc>
+          <w:tcPr>
+            <w:tcW w:type="dxa" w:w="4320"/>
+          </w:tcPr>
+          <w:p>
+            <w:r>
+              <w:rPr>
+                <w:sz w:val="20"/>
+              </w:rPr>
+              <w:t>**USD 600.000**</w:t>
+            </w:r>
+          </w:p>
+        </w:tc>
+      </w:tr>
+      <w:tr>
+        <w:tc>
+          <w:tcPr>
+            <w:tcW w:type="dxa" w:w="4320"/>
+          </w:tcPr>
+          <w:p>
+            <w:r>
+              <w:rPr>
+                <w:sz w:val="20"/>
+              </w:rPr>
+              <w:t>Equity ref. (capital/cap)</w:t>
+            </w:r>
+          </w:p>
+        </w:tc>
+        <w:tc>
+          <w:tcPr>
+            <w:tcW w:type="dxa" w:w="4320"/>
+          </w:tcPr>
+          <w:p>
+            <w:r>
+              <w:rPr>
+                <w:sz w:val="20"/>
+              </w:rPr>
+              <w:t>**~39,57%**</w:t>
+            </w:r>
+          </w:p>
+        </w:tc>
+      </w:tr>
+      <w:tr>
+        <w:tc>
+          <w:tcPr>
+            <w:tcW w:type="dxa" w:w="4320"/>
+          </w:tcPr>
+          <w:p>
+            <w:r>
+              <w:rPr>
+                <w:sz w:val="20"/>
+              </w:rPr>
+              <w:t>Diferencias clave</w:t>
+            </w:r>
+          </w:p>
+        </w:tc>
+        <w:tc>
+          <w:tcPr>
+            <w:tcW w:type="dxa" w:w="4320"/>
+          </w:tcPr>
+          <w:p>
+            <w:r>
+              <w:rPr>
+                <w:sz w:val="20"/>
+              </w:rPr>
+              <w:t>**4× @ 350**, Dev junior, CEO + Co-CEO, asesor regulatorio incluido</w:t>
+            </w:r>
+          </w:p>
+        </w:tc>
+      </w:tr>
+      <w:tr>
+        <w:tc>
+          <w:tcPr>
+            <w:tcW w:type="dxa" w:w="4320"/>
+          </w:tcPr>
+          <w:p>
+            <w:r>
+              <w:rPr>
+                <w:sz w:val="20"/>
+              </w:rPr>
+              <w:t>FCF Y1 / cash M12 (esc.1)</w:t>
+            </w:r>
+          </w:p>
+        </w:tc>
+        <w:tc>
+          <w:tcPr>
+            <w:tcW w:type="dxa" w:w="4320"/>
+          </w:tcPr>
+          <w:p>
+            <w:r>
+              <w:rPr>
+                <w:sz w:val="20"/>
+              </w:rPr>
+              <w:t>**+59.079** (BE **M5**); cash M12 **246.231** (187.152 + 59.079)</w:t>
+            </w:r>
+          </w:p>
+        </w:tc>
+      </w:tr>
+    </w:tbl>
+    <w:p/>
+    <w:p>
+      <w:pPr>
+        <w:pStyle w:val="Heading2"/>
+      </w:pPr>
+      <w:r>
+        <w:t>1.1 Equipo y sueldos Lean _(USD/mes, base; comisiones Sales aparte — esc.1 v4)_</w:t>
+      </w:r>
+    </w:p>
+    <w:tbl>
+      <w:tblPr>
+        <w:tblStyle w:val="TableGrid"/>
+        <w:tblW w:type="auto" w:w="0"/>
+        <w:tblLook w:firstColumn="1" w:firstRow="1" w:lastColumn="0" w:lastRow="0" w:noHBand="0" w:noVBand="1" w:val="04A0"/>
+      </w:tblPr>
+      <w:tblGrid>
+        <w:gridCol w:w="4320"/>
+        <w:gridCol w:w="4320"/>
+      </w:tblGrid>
+      <w:tr>
+        <w:tc>
+          <w:tcPr>
+            <w:tcW w:type="dxa" w:w="4320"/>
+            <w:shd w:fill="1E2A5A"/>
+          </w:tcPr>
+          <w:p>
+            <w:r>
+              <w:rPr>
+                <w:b/>
+                <w:color w:val="FFFFFF"/>
+                <w:sz w:val="20"/>
+              </w:rPr>
+              <w:t>Rol</w:t>
+            </w:r>
+          </w:p>
+        </w:tc>
+        <w:tc>
+          <w:tcPr>
+            <w:tcW w:type="dxa" w:w="4320"/>
+            <w:shd w:fill="1E2A5A"/>
+          </w:tcPr>
+          <w:p>
+            <w:r>
+              <w:rPr>
+                <w:b/>
+                <w:color w:val="FFFFFF"/>
+                <w:sz w:val="20"/>
+              </w:rPr>
+              <w:t>Lean (esc.1)</w:t>
+            </w:r>
+          </w:p>
+        </w:tc>
+      </w:tr>
+      <w:tr>
+        <w:tc>
+          <w:tcPr>
+            <w:tcW w:type="dxa" w:w="4320"/>
+          </w:tcPr>
+          <w:p>
+            <w:r>
+              <w:rPr>
+                <w:sz w:val="20"/>
+              </w:rPr>
+              <w:t>CEO</w:t>
+            </w:r>
+          </w:p>
+        </w:tc>
+        <w:tc>
+          <w:tcPr>
+            <w:tcW w:type="dxa" w:w="4320"/>
+          </w:tcPr>
+          <w:p>
+            <w:r>
+              <w:rPr>
+                <w:sz w:val="20"/>
+              </w:rPr>
+              <w:t>1.000</w:t>
+            </w:r>
+          </w:p>
+        </w:tc>
+      </w:tr>
+      <w:tr>
+        <w:tc>
+          <w:tcPr>
+            <w:tcW w:type="dxa" w:w="4320"/>
+          </w:tcPr>
+          <w:p>
+            <w:r>
+              <w:rPr>
+                <w:sz w:val="20"/>
+              </w:rPr>
+              <w:t>Founder CEO/CTO</w:t>
+            </w:r>
+          </w:p>
+        </w:tc>
+        <w:tc>
+          <w:tcPr>
+            <w:tcW w:type="dxa" w:w="4320"/>
+          </w:tcPr>
+          <w:p>
+            <w:r>
+              <w:rPr>
+                <w:sz w:val="20"/>
+              </w:rPr>
+              <w:t>1.000</w:t>
+            </w:r>
+          </w:p>
+        </w:tc>
+      </w:tr>
+      <w:tr>
+        <w:tc>
+          <w:tcPr>
+            <w:tcW w:type="dxa" w:w="4320"/>
+          </w:tcPr>
+          <w:p>
+            <w:r>
+              <w:rPr>
+                <w:sz w:val="20"/>
+              </w:rPr>
+              <w:t>Co-CEO Head Sales&amp;Ops</w:t>
+            </w:r>
+          </w:p>
+        </w:tc>
+        <w:tc>
+          <w:tcPr>
+            <w:tcW w:type="dxa" w:w="4320"/>
+          </w:tcPr>
+          <w:p>
+            <w:r>
+              <w:rPr>
+                <w:sz w:val="20"/>
+              </w:rPr>
+              <w:t>1.000</w:t>
+            </w:r>
+          </w:p>
+        </w:tc>
+      </w:tr>
+      <w:tr>
+        <w:tc>
+          <w:tcPr>
+            <w:tcW w:type="dxa" w:w="4320"/>
+          </w:tcPr>
+          <w:p>
+            <w:r>
+              <w:rPr>
+                <w:sz w:val="20"/>
+              </w:rPr>
+              <w:t>Dev (Flutter/Laravel)</w:t>
+            </w:r>
+          </w:p>
+        </w:tc>
+        <w:tc>
+          <w:tcPr>
+            <w:tcW w:type="dxa" w:w="4320"/>
+          </w:tcPr>
+          <w:p>
+            <w:r>
+              <w:rPr>
+                <w:sz w:val="20"/>
+              </w:rPr>
+              <w:t>**1.000** _(esc.1: Dev x2 @ 1.000)_</w:t>
+            </w:r>
+          </w:p>
+        </w:tc>
+      </w:tr>
+      <w:tr>
+        <w:tc>
+          <w:tcPr>
+            <w:tcW w:type="dxa" w:w="4320"/>
+          </w:tcPr>
+          <w:p>
+            <w:r>
+              <w:rPr>
+                <w:sz w:val="20"/>
+              </w:rPr>
+              <w:t>Sales B2B (base c/u)</w:t>
+            </w:r>
+          </w:p>
+        </w:tc>
+        <w:tc>
+          <w:tcPr>
+            <w:tcW w:type="dxa" w:w="4320"/>
+          </w:tcPr>
+          <w:p>
+            <w:r>
+              <w:rPr>
+                <w:sz w:val="20"/>
+              </w:rPr>
+              <w:t>**4×** 350</w:t>
+            </w:r>
+          </w:p>
+        </w:tc>
+      </w:tr>
+      <w:tr>
+        <w:tc>
+          <w:tcPr>
+            <w:tcW w:type="dxa" w:w="4320"/>
+          </w:tcPr>
+          <w:p>
+            <w:r>
+              <w:rPr>
+                <w:sz w:val="20"/>
+              </w:rPr>
+              <w:t>CS + Community Manager</w:t>
+            </w:r>
+          </w:p>
+        </w:tc>
+        <w:tc>
+          <w:tcPr>
+            <w:tcW w:type="dxa" w:w="4320"/>
+          </w:tcPr>
+          <w:p>
+            <w:r>
+              <w:rPr>
+                <w:sz w:val="20"/>
+              </w:rPr>
+              <w:t>500</w:t>
+            </w:r>
+          </w:p>
+        </w:tc>
+      </w:tr>
+      <w:tr>
+        <w:tc>
+          <w:tcPr>
+            <w:tcW w:type="dxa" w:w="4320"/>
+          </w:tcPr>
+          <w:p>
+            <w:r>
+              <w:rPr>
+                <w:sz w:val="20"/>
+              </w:rPr>
+              <w:t>Contador + Abogado (incl. asesor regulatorio 120)</w:t>
+            </w:r>
+          </w:p>
+        </w:tc>
+        <w:tc>
+          <w:tcPr>
+            <w:tcW w:type="dxa" w:w="4320"/>
+          </w:tcPr>
+          <w:p>
+            <w:r>
+              <w:rPr>
+                <w:sz w:val="20"/>
+              </w:rPr>
+              <w:t>330</w:t>
             </w:r>
           </w:p>
         </w:tc>
@@ -2664,7 +614,7 @@
               <w:rPr>
                 <w:sz w:val="20"/>
               </w:rPr>
-              <w:t>Contador + abogado</w:t>
+              <w:t>HQ + servicios + hosting</w:t>
             </w:r>
           </w:p>
         </w:tc>
@@ -2677,147 +627,7 @@
               <w:rPr>
                 <w:sz w:val="20"/>
               </w:rPr>
-              <w:t>330</w:t>
-            </w:r>
-          </w:p>
-        </w:tc>
-      </w:tr>
-      <w:tr>
-        <w:tc>
-          <w:tcPr>
-            <w:tcW w:type="dxa" w:w="4320"/>
-          </w:tcPr>
-          <w:p>
-            <w:r>
-              <w:rPr>
-                <w:sz w:val="20"/>
-              </w:rPr>
-              <w:t>Oficina (casa)</w:t>
-            </w:r>
-          </w:p>
-        </w:tc>
-        <w:tc>
-          <w:tcPr>
-            <w:tcW w:type="dxa" w:w="4320"/>
-          </w:tcPr>
-          <w:p>
-            <w:r>
-              <w:rPr>
-                <w:sz w:val="20"/>
-              </w:rPr>
-              <w:t>500</w:t>
-            </w:r>
-          </w:p>
-        </w:tc>
-      </w:tr>
-      <w:tr>
-        <w:tc>
-          <w:tcPr>
-            <w:tcW w:type="dxa" w:w="4320"/>
-          </w:tcPr>
-          <w:p>
-            <w:r>
-              <w:rPr>
-                <w:sz w:val="20"/>
-              </w:rPr>
-              <w:t>Hosting, SaaS, SMS verificación</w:t>
-            </w:r>
-          </w:p>
-        </w:tc>
-        <w:tc>
-          <w:tcPr>
-            <w:tcW w:type="dxa" w:w="4320"/>
-          </w:tcPr>
-          <w:p>
-            <w:r>
-              <w:rPr>
-                <w:sz w:val="20"/>
-              </w:rPr>
-              <w:t>234</w:t>
-            </w:r>
-          </w:p>
-        </w:tc>
-      </w:tr>
-      <w:tr>
-        <w:tc>
-          <w:tcPr>
-            <w:tcW w:type="dxa" w:w="4320"/>
-          </w:tcPr>
-          <w:p>
-            <w:r>
-              <w:rPr>
-                <w:sz w:val="20"/>
-              </w:rPr>
-              <w:t>Meta Ads (800 M1–6 / 500 M7–12)</w:t>
-            </w:r>
-          </w:p>
-        </w:tc>
-        <w:tc>
-          <w:tcPr>
-            <w:tcW w:type="dxa" w:w="4320"/>
-          </w:tcPr>
-          <w:p>
-            <w:r>
-              <w:rPr>
-                <w:sz w:val="20"/>
-              </w:rPr>
-              <w:t>variable</w:t>
-            </w:r>
-          </w:p>
-        </w:tc>
-      </w:tr>
-      <w:tr>
-        <w:tc>
-          <w:tcPr>
-            <w:tcW w:type="dxa" w:w="4320"/>
-          </w:tcPr>
-          <w:p>
-            <w:r>
-              <w:rPr>
-                <w:sz w:val="20"/>
-              </w:rPr>
-              <w:t>Valla pequeña (desde mes 3)</w:t>
-            </w:r>
-          </w:p>
-        </w:tc>
-        <w:tc>
-          <w:tcPr>
-            <w:tcW w:type="dxa" w:w="4320"/>
-          </w:tcPr>
-          <w:p>
-            <w:r>
-              <w:rPr>
-                <w:sz w:val="20"/>
-              </w:rPr>
-              <w:t>350</w:t>
-            </w:r>
-          </w:p>
-        </w:tc>
-      </w:tr>
-      <w:tr>
-        <w:tc>
-          <w:tcPr>
-            <w:tcW w:type="dxa" w:w="4320"/>
-          </w:tcPr>
-          <w:p>
-            <w:r>
-              <w:rPr>
-                <w:sz w:val="20"/>
-              </w:rPr>
-              <w:t>Material + transporte + contingencia</w:t>
-            </w:r>
-          </w:p>
-        </w:tc>
-        <w:tc>
-          <w:tcPr>
-            <w:tcW w:type="dxa" w:w="4320"/>
-          </w:tcPr>
-          <w:p>
-            <w:r>
-              <w:rPr>
-                <w:sz w:val="20"/>
-              </w:rPr>
-              <w:t>~1.240–1.320</w:t>
+              <w:t>734</w:t>
             </w:r>
           </w:p>
         </w:tc>
@@ -2826,260 +636,203 @@
     <w:p/>
     <w:p>
       <w:pPr>
-        <w:pStyle w:val="Heading2"/>
+        <w:pStyle w:val="Heading1"/>
       </w:pPr>
       <w:r>
-        <w:t>Tramos de burn (con buffer ~20%)</w:t>
+        <w:t>2. Escenario Lean — USD 237.412 (4× Sales bootstrap Carabobo — ask único v4)</w:t>
       </w:r>
     </w:p>
-    <w:tbl>
-      <w:tblPr>
-        <w:tblStyle w:val="TableGrid"/>
-        <w:tblW w:type="auto" w:w="0"/>
-        <w:tblLook w:firstColumn="1" w:firstRow="1" w:lastColumn="0" w:lastRow="0" w:noHBand="0" w:noVBand="1" w:val="04A0"/>
-      </w:tblPr>
-      <w:tblGrid>
-        <w:gridCol w:w="2160"/>
-        <w:gridCol w:w="2160"/>
-        <w:gridCol w:w="2160"/>
-        <w:gridCol w:w="2160"/>
-      </w:tblGrid>
-      <w:tr>
-        <w:tc>
-          <w:tcPr>
-            <w:tcW w:type="dxa" w:w="2160"/>
-            <w:shd w:fill="1E2A5A"/>
-          </w:tcPr>
-          <w:p>
-            <w:r>
-              <w:rPr>
-                <w:b/>
-                <w:color w:val="FFFFFF"/>
-                <w:sz w:val="20"/>
-              </w:rPr>
-              <w:t>Tramo</w:t>
-            </w:r>
-          </w:p>
-        </w:tc>
-        <w:tc>
-          <w:tcPr>
-            <w:tcW w:type="dxa" w:w="2160"/>
-            <w:shd w:fill="1E2A5A"/>
-          </w:tcPr>
-          <w:p>
-            <w:r>
-              <w:rPr>
-                <w:b/>
-                <w:color w:val="FFFFFF"/>
-                <w:sz w:val="20"/>
-              </w:rPr>
-              <w:t>Meses</w:t>
-            </w:r>
-          </w:p>
-        </w:tc>
-        <w:tc>
-          <w:tcPr>
-            <w:tcW w:type="dxa" w:w="2160"/>
-            <w:shd w:fill="1E2A5A"/>
-          </w:tcPr>
-          <w:p>
-            <w:r>
-              <w:rPr>
-                <w:b/>
-                <w:color w:val="FFFFFF"/>
-                <w:sz w:val="20"/>
-              </w:rPr>
-              <w:t>Burn/mes</w:t>
-            </w:r>
-          </w:p>
-        </w:tc>
-        <w:tc>
-          <w:tcPr>
-            <w:tcW w:type="dxa" w:w="2160"/>
-            <w:shd w:fill="1E2A5A"/>
-          </w:tcPr>
-          <w:p>
-            <w:r>
-              <w:rPr>
-                <w:b/>
-                <w:color w:val="FFFFFF"/>
-                <w:sz w:val="20"/>
-              </w:rPr>
-              <w:t>Qué cambia</w:t>
-            </w:r>
-          </w:p>
-        </w:tc>
-      </w:tr>
-      <w:tr>
-        <w:tc>
-          <w:tcPr>
-            <w:tcW w:type="dxa" w:w="2160"/>
-          </w:tcPr>
-          <w:p>
-            <w:r>
-              <w:rPr>
-                <w:sz w:val="20"/>
-              </w:rPr>
-              <w:t>A — sin valla, Meta 800</w:t>
-            </w:r>
-          </w:p>
-        </w:tc>
-        <w:tc>
-          <w:tcPr>
-            <w:tcW w:type="dxa" w:w="2160"/>
-          </w:tcPr>
-          <w:p>
-            <w:r>
-              <w:rPr>
-                <w:sz w:val="20"/>
-              </w:rPr>
-              <w:t>1–2</w:t>
-            </w:r>
-          </w:p>
-        </w:tc>
-        <w:tc>
-          <w:tcPr>
-            <w:tcW w:type="dxa" w:w="2160"/>
-          </w:tcPr>
-          <w:p>
-            <w:r>
-              <w:rPr>
-                <w:sz w:val="20"/>
-              </w:rPr>
-              <w:t>**8.011**</w:t>
-            </w:r>
-          </w:p>
-        </w:tc>
-        <w:tc>
-          <w:tcPr>
-            <w:tcW w:type="dxa" w:w="2160"/>
-          </w:tcPr>
-          <w:p>
-            <w:r>
-              <w:rPr>
-                <w:sz w:val="20"/>
-              </w:rPr>
-              <w:t>Solo digital; rampa comercial</w:t>
-            </w:r>
-          </w:p>
-        </w:tc>
-      </w:tr>
-      <w:tr>
-        <w:tc>
-          <w:tcPr>
-            <w:tcW w:type="dxa" w:w="2160"/>
-          </w:tcPr>
-          <w:p>
-            <w:r>
-              <w:rPr>
-                <w:sz w:val="20"/>
-              </w:rPr>
-              <w:t>B — con valla, Meta 800</w:t>
-            </w:r>
-          </w:p>
-        </w:tc>
-        <w:tc>
-          <w:tcPr>
-            <w:tcW w:type="dxa" w:w="2160"/>
-          </w:tcPr>
-          <w:p>
-            <w:r>
-              <w:rPr>
-                <w:sz w:val="20"/>
-              </w:rPr>
-              <w:t>3–6</w:t>
-            </w:r>
-          </w:p>
-        </w:tc>
-        <w:tc>
-          <w:tcPr>
-            <w:tcW w:type="dxa" w:w="2160"/>
-          </w:tcPr>
-          <w:p>
-            <w:r>
-              <w:rPr>
-                <w:sz w:val="20"/>
-              </w:rPr>
-              <w:t>**8.347**</w:t>
-            </w:r>
-          </w:p>
-        </w:tc>
-        <w:tc>
-          <w:tcPr>
-            <w:tcW w:type="dxa" w:w="2160"/>
-          </w:tcPr>
-          <w:p>
-            <w:r>
-              <w:rPr>
-                <w:sz w:val="20"/>
-              </w:rPr>
-              <w:t>Valla Av. Bolívar Norte activa</w:t>
-            </w:r>
-          </w:p>
-        </w:tc>
-      </w:tr>
-      <w:tr>
-        <w:tc>
-          <w:tcPr>
-            <w:tcW w:type="dxa" w:w="2160"/>
-          </w:tcPr>
-          <w:p>
-            <w:r>
-              <w:rPr>
-                <w:sz w:val="20"/>
-              </w:rPr>
-              <w:t>C — con valla, Meta 500</w:t>
-            </w:r>
-          </w:p>
-        </w:tc>
-        <w:tc>
-          <w:tcPr>
-            <w:tcW w:type="dxa" w:w="2160"/>
-          </w:tcPr>
-          <w:p>
-            <w:r>
-              <w:rPr>
-                <w:sz w:val="20"/>
-              </w:rPr>
-              <w:t>7–12</w:t>
-            </w:r>
-          </w:p>
-        </w:tc>
-        <w:tc>
-          <w:tcPr>
-            <w:tcW w:type="dxa" w:w="2160"/>
-          </w:tcPr>
-          <w:p>
-            <w:r>
-              <w:rPr>
-                <w:sz w:val="20"/>
-              </w:rPr>
-              <w:t>**7.980**</w:t>
-            </w:r>
-          </w:p>
-        </w:tc>
-        <w:tc>
-          <w:tcPr>
-            <w:tcW w:type="dxa" w:w="2160"/>
-          </w:tcPr>
-          <w:p>
-            <w:r>
-              <w:rPr>
-                <w:sz w:val="20"/>
-              </w:rPr>
-              <w:t>Recorte publicidad si hay tracción orgánica</w:t>
-            </w:r>
-          </w:p>
-        </w:tc>
-      </w:tr>
-    </w:tbl>
-    <w:p/>
+    <w:p>
+      <w:r>
+        <w:rPr>
+          <w:i/>
+        </w:rPr>
+        <w:t>**Rol del tier:** Fase 0 (T+90) + **12 meses** post-Day-D con **CEO**, **Co-CEO**, **4× Sales**, **Dev en nómina**, HQ casa, stack IA y valla pequeña. Tabla mes a mes en [PROYECCION_FINANCIERA_12M.md](PROYECCION_FINANCIERA_12M.md) §1.</w:t>
+      </w:r>
+    </w:p>
     <w:p>
       <w:pPr>
         <w:pStyle w:val="Heading2"/>
       </w:pPr>
       <w:r>
-        <w:t>Puente al capital total</w:t>
+        <w:t>2.1 Replante operativo v4 (esc.1)</w:t>
+      </w:r>
+    </w:p>
+    <w:p>
+      <w:r>
+        <w:t xml:space="preserve">- </w:t>
+      </w:r>
+      <w:r>
+        <w:rPr>
+          <w:b/>
+        </w:rPr>
+        <w:t>HQ tipo casa</w:t>
+      </w:r>
+      <w:r>
+        <w:t xml:space="preserve"> USD </w:t>
+      </w:r>
+      <w:r>
+        <w:rPr>
+          <w:b/>
+        </w:rPr>
+        <w:t>500/mes</w:t>
+      </w:r>
+      <w:r>
+        <w:t>.</w:t>
+      </w:r>
+    </w:p>
+    <w:p>
+      <w:r>
+        <w:t xml:space="preserve">- </w:t>
+      </w:r>
+      <w:r>
+        <w:rPr>
+          <w:b/>
+        </w:rPr>
+        <w:t>Valla pequeña 3m×2m:</w:t>
+      </w:r>
+      <w:r>
+        <w:t xml:space="preserve"> </w:t>
+      </w:r>
+      <w:r>
+        <w:rPr>
+          <w:b/>
+        </w:rPr>
+        <w:t>USD 350/mes desde mes 3</w:t>
+      </w:r>
+      <w:r>
+        <w:t>.</w:t>
+      </w:r>
+    </w:p>
+    <w:p>
+      <w:r>
+        <w:t xml:space="preserve">- </w:t>
+      </w:r>
+      <w:r>
+        <w:rPr>
+          <w:b/>
+        </w:rPr>
+        <w:t>Meta Ads:</w:t>
+      </w:r>
+      <w:r>
+        <w:t xml:space="preserve"> </w:t>
+      </w:r>
+      <w:r>
+        <w:rPr>
+          <w:b/>
+        </w:rPr>
+        <w:t>USD 800</w:t>
+      </w:r>
+      <w:r>
+        <w:t xml:space="preserve"> meses 1–6 · </w:t>
+      </w:r>
+      <w:r>
+        <w:rPr>
+          <w:b/>
+        </w:rPr>
+        <w:t>USD 500</w:t>
+      </w:r>
+      <w:r>
+        <w:t xml:space="preserve"> meses 7–12.</w:t>
+      </w:r>
+    </w:p>
+    <w:p>
+      <w:r>
+        <w:t xml:space="preserve">- </w:t>
+      </w:r>
+      <w:r>
+        <w:rPr>
+          <w:b/>
+        </w:rPr>
+        <w:t>4× Sales B2B</w:t>
+      </w:r>
+      <w:r>
+        <w:t xml:space="preserve"> → línea </w:t>
+      </w:r>
+      <w:r>
+        <w:rPr>
+          <w:b/>
+        </w:rPr>
+        <w:t>~USD 1.400/mes</w:t>
+      </w:r>
+      <w:r>
+        <w:t xml:space="preserve"> base (350 c/u).</w:t>
+      </w:r>
+    </w:p>
+    <w:p>
+      <w:r>
+        <w:t xml:space="preserve">- </w:t>
+      </w:r>
+      <w:r>
+        <w:rPr>
+          <w:b/>
+        </w:rPr>
+        <w:t>Dev</w:t>
+      </w:r>
+      <w:r>
+        <w:t xml:space="preserve"> </w:t>
+      </w:r>
+      <w:r>
+        <w:rPr>
+          <w:b/>
+        </w:rPr>
+        <w:t>1.000/mes</w:t>
+      </w:r>
+      <w:r>
+        <w:t xml:space="preserve"> (esc.1: Dev x2 @ 1.000); </w:t>
+      </w:r>
+      <w:r>
+        <w:rPr>
+          <w:b/>
+        </w:rPr>
+        <w:t>CEO + Founder + Co-CEO</w:t>
+      </w:r>
+      <w:r>
+        <w:t xml:space="preserve"> </w:t>
+      </w:r>
+      <w:r>
+        <w:rPr>
+          <w:b/>
+        </w:rPr>
+        <w:t>1.000/mes</w:t>
+      </w:r>
+      <w:r>
+        <w:t xml:space="preserve"> c/u; </w:t>
+      </w:r>
+      <w:r>
+        <w:rPr>
+          <w:b/>
+        </w:rPr>
+        <w:t>IA ~425/mes</w:t>
+      </w:r>
+      <w:r>
+        <w:t xml:space="preserve">; </w:t>
+      </w:r>
+      <w:r>
+        <w:rPr>
+          <w:b/>
+        </w:rPr>
+        <w:t>CapEx 4 PCs ~3.700</w:t>
+      </w:r>
+      <w:r>
+        <w:t xml:space="preserve"> + </w:t>
+      </w:r>
+      <w:r>
+        <w:rPr>
+          <w:b/>
+        </w:rPr>
+        <w:t>video pitch B2B 800</w:t>
+      </w:r>
+      <w:r>
+        <w:t xml:space="preserve"> en one-shots.</w:t>
+      </w:r>
+    </w:p>
+    <w:p>
+      <w:pPr>
+        <w:pStyle w:val="Heading2"/>
+      </w:pPr>
+      <w:r>
+        <w:t>2.2 One-shots Lean (canon v4)</w:t>
       </w:r>
     </w:p>
     <w:tbl>
@@ -3136,7 +889,7 @@
               <w:rPr>
                 <w:sz w:val="20"/>
               </w:rPr>
-              <w:t>One-shots</w:t>
+              <w:t>Constitución C.A. + trámites HQ</w:t>
             </w:r>
           </w:p>
         </w:tc>
@@ -3149,7 +902,7 @@
               <w:rPr>
                 <w:sz w:val="20"/>
               </w:rPr>
-              <w:t>~14.208</w:t>
+              <w:t>**5.050**</w:t>
             </w:r>
           </w:p>
         </w:tc>
@@ -3164,7 +917,7 @@
               <w:rPr>
                 <w:sz w:val="20"/>
               </w:rPr>
-              <w:t>Burn 12 meses</w:t>
+              <w:t>Intro mercado (web, brochures, tablets, visitas, **video B2B 800**)</w:t>
             </w:r>
           </w:p>
         </w:tc>
@@ -3177,7 +930,7 @@
               <w:rPr>
                 <w:sz w:val="20"/>
               </w:rPr>
-              <w:t>**97.290**</w:t>
+              <w:t>**5.640**</w:t>
             </w:r>
           </w:p>
         </w:tc>
@@ -3192,7 +945,7 @@
               <w:rPr>
                 <w:sz w:val="20"/>
               </w:rPr>
-              <w:t>Reserva imprevistos</w:t>
+              <w:t>HQ + CapEx (depósito, adecuación, **4 PCs**, alquiler Fase 0 3×750)</w:t>
             </w:r>
           </w:p>
         </w:tc>
@@ -3205,7 +958,7 @@
               <w:rPr>
                 <w:sz w:val="20"/>
               </w:rPr>
-              <w:t>~490</w:t>
+              <w:t>**11.675**</w:t>
             </w:r>
           </w:p>
         </w:tc>
@@ -3220,7 +973,7 @@
               <w:rPr>
                 <w:sz w:val="20"/>
               </w:rPr>
-              <w:t>**Total Lean**</w:t>
+              <w:t>**Total one-shots**</w:t>
             </w:r>
           </w:p>
         </w:tc>
@@ -3233,7 +986,369 @@
               <w:rPr>
                 <w:sz w:val="20"/>
               </w:rPr>
-              <w:t>**~111.988**</w:t>
+              <w:t>**22.365**</w:t>
+            </w:r>
+          </w:p>
+        </w:tc>
+      </w:tr>
+    </w:tbl>
+    <w:p/>
+    <w:p>
+      <w:pPr>
+        <w:pStyle w:val="Heading2"/>
+      </w:pPr>
+      <w:r>
+        <w:t>2.3 Burn mensual recurrente Lean (esc.1 v4)</w:t>
+      </w:r>
+    </w:p>
+    <w:tbl>
+      <w:tblPr>
+        <w:tblStyle w:val="TableGrid"/>
+        <w:tblW w:type="auto" w:w="0"/>
+        <w:tblLook w:firstColumn="1" w:firstRow="1" w:lastColumn="0" w:lastRow="0" w:noHBand="0" w:noVBand="1" w:val="04A0"/>
+      </w:tblPr>
+      <w:tblGrid>
+        <w:gridCol w:w="4320"/>
+        <w:gridCol w:w="4320"/>
+      </w:tblGrid>
+      <w:tr>
+        <w:tc>
+          <w:tcPr>
+            <w:tcW w:type="dxa" w:w="4320"/>
+            <w:shd w:fill="1E2A5A"/>
+          </w:tcPr>
+          <w:p>
+            <w:r>
+              <w:rPr>
+                <w:b/>
+                <w:color w:val="FFFFFF"/>
+                <w:sz w:val="20"/>
+              </w:rPr>
+              <w:t>Concepto</w:t>
+            </w:r>
+          </w:p>
+        </w:tc>
+        <w:tc>
+          <w:tcPr>
+            <w:tcW w:type="dxa" w:w="4320"/>
+            <w:shd w:fill="1E2A5A"/>
+          </w:tcPr>
+          <w:p>
+            <w:r>
+              <w:rPr>
+                <w:b/>
+                <w:color w:val="FFFFFF"/>
+                <w:sz w:val="20"/>
+              </w:rPr>
+              <w:t>USD/mes (esc.1)</w:t>
+            </w:r>
+          </w:p>
+        </w:tc>
+      </w:tr>
+      <w:tr>
+        <w:tc>
+          <w:tcPr>
+            <w:tcW w:type="dxa" w:w="4320"/>
+          </w:tcPr>
+          <w:p>
+            <w:r>
+              <w:rPr>
+                <w:sz w:val="20"/>
+              </w:rPr>
+              <w:t>Dev (esc.1: Dev x2 @ 1.000)</w:t>
+            </w:r>
+          </w:p>
+        </w:tc>
+        <w:tc>
+          <w:tcPr>
+            <w:tcW w:type="dxa" w:w="4320"/>
+          </w:tcPr>
+          <w:p>
+            <w:r>
+              <w:rPr>
+                <w:sz w:val="20"/>
+              </w:rPr>
+              <w:t>**1.000**</w:t>
+            </w:r>
+          </w:p>
+        </w:tc>
+      </w:tr>
+      <w:tr>
+        <w:tc>
+          <w:tcPr>
+            <w:tcW w:type="dxa" w:w="4320"/>
+          </w:tcPr>
+          <w:p>
+            <w:r>
+              <w:rPr>
+                <w:sz w:val="20"/>
+              </w:rPr>
+              <w:t>4× Sales B2B (base)</w:t>
+            </w:r>
+          </w:p>
+        </w:tc>
+        <w:tc>
+          <w:tcPr>
+            <w:tcW w:type="dxa" w:w="4320"/>
+          </w:tcPr>
+          <w:p>
+            <w:r>
+              <w:rPr>
+                <w:sz w:val="20"/>
+              </w:rPr>
+              <w:t>**1.400**</w:t>
+            </w:r>
+          </w:p>
+        </w:tc>
+      </w:tr>
+      <w:tr>
+        <w:tc>
+          <w:tcPr>
+            <w:tcW w:type="dxa" w:w="4320"/>
+          </w:tcPr>
+          <w:p>
+            <w:r>
+              <w:rPr>
+                <w:sz w:val="20"/>
+              </w:rPr>
+              <w:t>CS + Community Manager</w:t>
+            </w:r>
+          </w:p>
+        </w:tc>
+        <w:tc>
+          <w:tcPr>
+            <w:tcW w:type="dxa" w:w="4320"/>
+          </w:tcPr>
+          <w:p>
+            <w:r>
+              <w:rPr>
+                <w:sz w:val="20"/>
+              </w:rPr>
+              <w:t>**500**</w:t>
+            </w:r>
+          </w:p>
+        </w:tc>
+      </w:tr>
+      <w:tr>
+        <w:tc>
+          <w:tcPr>
+            <w:tcW w:type="dxa" w:w="4320"/>
+          </w:tcPr>
+          <w:p>
+            <w:r>
+              <w:rPr>
+                <w:sz w:val="20"/>
+              </w:rPr>
+              <w:t>CEO + Founder + Co-CEO</w:t>
+            </w:r>
+          </w:p>
+        </w:tc>
+        <w:tc>
+          <w:tcPr>
+            <w:tcW w:type="dxa" w:w="4320"/>
+          </w:tcPr>
+          <w:p>
+            <w:r>
+              <w:rPr>
+                <w:sz w:val="20"/>
+              </w:rPr>
+              <w:t>**3.000**</w:t>
+            </w:r>
+          </w:p>
+        </w:tc>
+      </w:tr>
+      <w:tr>
+        <w:tc>
+          <w:tcPr>
+            <w:tcW w:type="dxa" w:w="4320"/>
+          </w:tcPr>
+          <w:p>
+            <w:r>
+              <w:rPr>
+                <w:sz w:val="20"/>
+              </w:rPr>
+              <w:t>Herramientas IA</w:t>
+            </w:r>
+          </w:p>
+        </w:tc>
+        <w:tc>
+          <w:tcPr>
+            <w:tcW w:type="dxa" w:w="4320"/>
+          </w:tcPr>
+          <w:p>
+            <w:r>
+              <w:rPr>
+                <w:sz w:val="20"/>
+              </w:rPr>
+              <w:t>**425**</w:t>
+            </w:r>
+          </w:p>
+        </w:tc>
+      </w:tr>
+      <w:tr>
+        <w:tc>
+          <w:tcPr>
+            <w:tcW w:type="dxa" w:w="4320"/>
+          </w:tcPr>
+          <w:p>
+            <w:r>
+              <w:rPr>
+                <w:sz w:val="20"/>
+              </w:rPr>
+              <w:t>Contador + Abogado (incl. asesor regulatorio 120)</w:t>
+            </w:r>
+          </w:p>
+        </w:tc>
+        <w:tc>
+          <w:tcPr>
+            <w:tcW w:type="dxa" w:w="4320"/>
+          </w:tcPr>
+          <w:p>
+            <w:r>
+              <w:rPr>
+                <w:sz w:val="20"/>
+              </w:rPr>
+              <w:t>**330**</w:t>
+            </w:r>
+          </w:p>
+        </w:tc>
+      </w:tr>
+      <w:tr>
+        <w:tc>
+          <w:tcPr>
+            <w:tcW w:type="dxa" w:w="4320"/>
+          </w:tcPr>
+          <w:p>
+            <w:r>
+              <w:rPr>
+                <w:sz w:val="20"/>
+              </w:rPr>
+              <w:t>HQ casa</w:t>
+            </w:r>
+          </w:p>
+        </w:tc>
+        <w:tc>
+          <w:tcPr>
+            <w:tcW w:type="dxa" w:w="4320"/>
+          </w:tcPr>
+          <w:p>
+            <w:r>
+              <w:rPr>
+                <w:sz w:val="20"/>
+              </w:rPr>
+              <w:t>**500**</w:t>
+            </w:r>
+          </w:p>
+        </w:tc>
+      </w:tr>
+      <w:tr>
+        <w:tc>
+          <w:tcPr>
+            <w:tcW w:type="dxa" w:w="4320"/>
+          </w:tcPr>
+          <w:p>
+            <w:r>
+              <w:rPr>
+                <w:sz w:val="20"/>
+              </w:rPr>
+              <w:t>Servicios oficina + hosting/SaaS/Firebase</w:t>
+            </w:r>
+          </w:p>
+        </w:tc>
+        <w:tc>
+          <w:tcPr>
+            <w:tcW w:type="dxa" w:w="4320"/>
+          </w:tcPr>
+          <w:p>
+            <w:r>
+              <w:rPr>
+                <w:sz w:val="20"/>
+              </w:rPr>
+              <w:t>**234**</w:t>
+            </w:r>
+          </w:p>
+        </w:tc>
+      </w:tr>
+      <w:tr>
+        <w:tc>
+          <w:tcPr>
+            <w:tcW w:type="dxa" w:w="4320"/>
+          </w:tcPr>
+          <w:p>
+            <w:r>
+              <w:rPr>
+                <w:sz w:val="20"/>
+              </w:rPr>
+              <w:t>Meta (800 M1–6 / 500 M7–12)</w:t>
+            </w:r>
+          </w:p>
+        </w:tc>
+        <w:tc>
+          <w:tcPr>
+            <w:tcW w:type="dxa" w:w="4320"/>
+          </w:tcPr>
+          <w:p>
+            <w:r>
+              <w:rPr>
+                <w:sz w:val="20"/>
+              </w:rPr>
+              <w:t>tramos</w:t>
+            </w:r>
+          </w:p>
+        </w:tc>
+      </w:tr>
+      <w:tr>
+        <w:tc>
+          <w:tcPr>
+            <w:tcW w:type="dxa" w:w="4320"/>
+          </w:tcPr>
+          <w:p>
+            <w:r>
+              <w:rPr>
+                <w:sz w:val="20"/>
+              </w:rPr>
+              <w:t>Valla pequeña (desde M3)</w:t>
+            </w:r>
+          </w:p>
+        </w:tc>
+        <w:tc>
+          <w:tcPr>
+            <w:tcW w:type="dxa" w:w="4320"/>
+          </w:tcPr>
+          <w:p>
+            <w:r>
+              <w:rPr>
+                <w:sz w:val="20"/>
+              </w:rPr>
+              <w:t>350 · 0 M1–2</w:t>
+            </w:r>
+          </w:p>
+        </w:tc>
+      </w:tr>
+      <w:tr>
+        <w:tc>
+          <w:tcPr>
+            <w:tcW w:type="dxa" w:w="4320"/>
+          </w:tcPr>
+          <w:p>
+            <w:r>
+              <w:rPr>
+                <w:sz w:val="20"/>
+              </w:rPr>
+              <w:t>Material + transporte + contingencia</w:t>
+            </w:r>
+          </w:p>
+        </w:tc>
+        <w:tc>
+          <w:tcPr>
+            <w:tcW w:type="dxa" w:w="4320"/>
+          </w:tcPr>
+          <w:p>
+            <w:r>
+              <w:rPr>
+                <w:sz w:val="20"/>
+              </w:rPr>
+              <w:t>1.322 / 1.308 / 1.241</w:t>
             </w:r>
           </w:p>
         </w:tc>
@@ -3246,246 +1361,238 @@
         <w:rPr>
           <w:b/>
         </w:rPr>
-        <w:t>Fase 0 (90 días pre-Day-D):</w:t>
+        <w:t>Tramos esc.1 v4 (con buffer 20%):</w:t>
       </w:r>
-      <w:r>
-        <w:t xml:space="preserve"> ~33.835 → </w:t>
-      </w:r>
-      <w:r>
-        <w:rPr>
-          <w:b/>
-        </w:rPr>
-        <w:t>caja al Day-D ~78.153</w:t>
-      </w:r>
-      <w:r>
-        <w:t xml:space="preserve"> → </w:t>
-      </w:r>
-      <w:r>
-        <w:rPr>
-          <w:b/>
-        </w:rPr>
-        <w:t>caja M12 ~40.831</w:t>
-      </w:r>
-      <w:r>
-        <w:t>.</w:t>
-      </w:r>
+      <w:r/>
     </w:p>
+    <w:tbl>
+      <w:tblPr>
+        <w:tblStyle w:val="TableGrid"/>
+        <w:tblW w:type="auto" w:w="0"/>
+        <w:tblLook w:firstColumn="1" w:firstRow="1" w:lastColumn="0" w:lastRow="0" w:noHBand="0" w:noVBand="1" w:val="04A0"/>
+      </w:tblPr>
+      <w:tblGrid>
+        <w:gridCol w:w="2880"/>
+        <w:gridCol w:w="2880"/>
+        <w:gridCol w:w="2880"/>
+      </w:tblGrid>
+      <w:tr>
+        <w:tc>
+          <w:tcPr>
+            <w:tcW w:type="dxa" w:w="2880"/>
+            <w:shd w:fill="1E2A5A"/>
+          </w:tcPr>
+          <w:p>
+            <w:r>
+              <w:rPr>
+                <w:b/>
+                <w:color w:val="FFFFFF"/>
+                <w:sz w:val="20"/>
+              </w:rPr>
+              <w:t>Tramo</w:t>
+            </w:r>
+          </w:p>
+        </w:tc>
+        <w:tc>
+          <w:tcPr>
+            <w:tcW w:type="dxa" w:w="2880"/>
+            <w:shd w:fill="1E2A5A"/>
+          </w:tcPr>
+          <w:p>
+            <w:r>
+              <w:rPr>
+                <w:b/>
+                <w:color w:val="FFFFFF"/>
+                <w:sz w:val="20"/>
+              </w:rPr>
+              <w:t>Meses</w:t>
+            </w:r>
+          </w:p>
+        </w:tc>
+        <w:tc>
+          <w:tcPr>
+            <w:tcW w:type="dxa" w:w="2880"/>
+            <w:shd w:fill="1E2A5A"/>
+          </w:tcPr>
+          <w:p>
+            <w:r>
+              <w:rPr>
+                <w:b/>
+                <w:color w:val="FFFFFF"/>
+                <w:sz w:val="20"/>
+              </w:rPr>
+              <w:t>Burn/mes (USD)</w:t>
+            </w:r>
+          </w:p>
+        </w:tc>
+      </w:tr>
+      <w:tr>
+        <w:tc>
+          <w:tcPr>
+            <w:tcW w:type="dxa" w:w="2880"/>
+          </w:tcPr>
+          <w:p>
+            <w:r>
+              <w:rPr>
+                <w:sz w:val="20"/>
+              </w:rPr>
+              <w:t>M1 — sin valla, Meta 800</w:t>
+            </w:r>
+          </w:p>
+        </w:tc>
+        <w:tc>
+          <w:tcPr>
+            <w:tcW w:type="dxa" w:w="2880"/>
+          </w:tcPr>
+          <w:p>
+            <w:r>
+              <w:rPr>
+                <w:sz w:val="20"/>
+              </w:rPr>
+              <w:t>1</w:t>
+            </w:r>
+          </w:p>
+        </w:tc>
+        <w:tc>
+          <w:tcPr>
+            <w:tcW w:type="dxa" w:w="2880"/>
+          </w:tcPr>
+          <w:p>
+            <w:r>
+              <w:rPr>
+                <w:sz w:val="20"/>
+              </w:rPr>
+              <w:t>**11.411**</w:t>
+            </w:r>
+          </w:p>
+        </w:tc>
+      </w:tr>
+      <w:tr>
+        <w:tc>
+          <w:tcPr>
+            <w:tcW w:type="dxa" w:w="2880"/>
+          </w:tcPr>
+          <w:p>
+            <w:r>
+              <w:rPr>
+                <w:sz w:val="20"/>
+              </w:rPr>
+              <w:t>M2 — transición</w:t>
+            </w:r>
+          </w:p>
+        </w:tc>
+        <w:tc>
+          <w:tcPr>
+            <w:tcW w:type="dxa" w:w="2880"/>
+          </w:tcPr>
+          <w:p>
+            <w:r>
+              <w:rPr>
+                <w:sz w:val="20"/>
+              </w:rPr>
+              <w:t>2</w:t>
+            </w:r>
+          </w:p>
+        </w:tc>
+        <w:tc>
+          <w:tcPr>
+            <w:tcW w:type="dxa" w:w="2880"/>
+          </w:tcPr>
+          <w:p>
+            <w:r>
+              <w:rPr>
+                <w:sz w:val="20"/>
+              </w:rPr>
+              <w:t>**14.846**</w:t>
+            </w:r>
+          </w:p>
+        </w:tc>
+      </w:tr>
+      <w:tr>
+        <w:tc>
+          <w:tcPr>
+            <w:tcW w:type="dxa" w:w="2880"/>
+          </w:tcPr>
+          <w:p>
+            <w:r>
+              <w:rPr>
+                <w:sz w:val="20"/>
+              </w:rPr>
+              <w:t>M3–M12 — régimen</w:t>
+            </w:r>
+          </w:p>
+        </w:tc>
+        <w:tc>
+          <w:tcPr>
+            <w:tcW w:type="dxa" w:w="2880"/>
+          </w:tcPr>
+          <w:p>
+            <w:r>
+              <w:rPr>
+                <w:sz w:val="20"/>
+              </w:rPr>
+              <w:t>3–12</w:t>
+            </w:r>
+          </w:p>
+        </w:tc>
+        <w:tc>
+          <w:tcPr>
+            <w:tcW w:type="dxa" w:w="2880"/>
+          </w:tcPr>
+          <w:p>
+            <w:r>
+              <w:rPr>
+                <w:sz w:val="20"/>
+              </w:rPr>
+              <w:t>**14.346**/mes</w:t>
+            </w:r>
+          </w:p>
+        </w:tc>
+      </w:tr>
+    </w:tbl>
+    <w:p/>
     <w:p>
       <w:r/>
       <w:r>
         <w:rPr>
           <w:b/>
         </w:rPr>
-        <w:t>Lectura de riesgo:</w:t>
+        <w:t>Total burn Y1 esc.1:</w:t>
       </w:r>
       <w:r>
-        <w:t xml:space="preserve"> la reserva explícita (~490 USD) es </w:t>
+        <w:t xml:space="preserve"> </w:t>
       </w:r>
       <w:r>
         <w:rPr>
           <w:b/>
         </w:rPr>
-        <w:t>mínima</w:t>
+        <w:t>169.717</w:t>
       </w:r>
       <w:r>
-        <w:t xml:space="preserve"> — el colchón real está en el buffer 20% embebido en contingencia mensual. Si la devaluación supera ese buffer, activamos plan de contingencia (recorte valla, pausa 1 hire).</w:t>
-      </w:r>
-    </w:p>
-    <w:p>
-      <w:r>
-        <w:t>────────────────────────────────────────</w:t>
-      </w:r>
-    </w:p>
-    <w:p>
-      <w:pPr>
-        <w:pStyle w:val="Heading1"/>
-      </w:pPr>
-      <w:r>
-        <w:t>Escenario Base (~157k) — qué añade vs Lean</w:t>
-      </w:r>
-    </w:p>
-    <w:p>
-      <w:r>
-        <w:t xml:space="preserve">- Vendedores a </w:t>
+        <w:t xml:space="preserve"> (vs Detallado </w:t>
       </w:r>
       <w:r>
         <w:rPr>
           <w:b/>
         </w:rPr>
-        <w:t>400/mes</w:t>
+        <w:t>172.152</w:t>
       </w:r>
       <w:r>
-        <w:t xml:space="preserve"> (piso de mercado).</w:t>
+        <w:t xml:space="preserve"> — diferencia por comisiones Sales + items no incluidos en Año 1 esc.1 — `[PENDIENTE FP&amp;A reconciliar]`).</w:t>
       </w:r>
     </w:p>
     <w:p>
       <w:r>
-        <w:t xml:space="preserve">- Dev </w:t>
+        <w:t xml:space="preserve">#### 2.3.1 Desglose hosting / SaaS (fila </w:t>
       </w:r>
       <w:r>
         <w:rPr>
           <w:b/>
         </w:rPr>
-        <w:t>mid</w:t>
+        <w:t>234</w:t>
       </w:r>
       <w:r>
-        <w:t xml:space="preserve"> (1.000), coordinador partners, asesor regulatorio.</w:t>
-      </w:r>
-    </w:p>
-    <w:p>
-      <w:r>
-        <w:t xml:space="preserve">- </w:t>
-      </w:r>
-      <w:r>
-        <w:rPr>
-          <w:b/>
-        </w:rPr>
-        <w:t>Diseñador 300/mes</w:t>
-      </w:r>
-      <w:r>
-        <w:t xml:space="preserve"> + </w:t>
-      </w:r>
-      <w:r>
-        <w:rPr>
-          <w:b/>
-        </w:rPr>
-        <w:t>Google Ads 300/mes</w:t>
-      </w:r>
-      <w:r>
-        <w:t>.</w:t>
-      </w:r>
-    </w:p>
-    <w:p>
-      <w:r>
-        <w:t>- Valla mediana (700/mes desde M2); Meta 800 todo el año.</w:t>
-      </w:r>
-    </w:p>
-    <w:p>
-      <w:r>
-        <w:t>- One-shot video caso de éxito (800).</w:t>
-      </w:r>
-    </w:p>
-    <w:p>
-      <w:r>
-        <w:t xml:space="preserve">- </w:t>
-      </w:r>
-      <w:r>
-        <w:rPr>
-          <w:b/>
-        </w:rPr>
-        <w:t>Reserva ~10.590</w:t>
-      </w:r>
-      <w:r>
-        <w:t xml:space="preserve"> adicional.</w:t>
-      </w:r>
-    </w:p>
-    <w:p>
-      <w:r>
-        <w:t>- Fase 0 ~41.145; burn anual ~130.776.</w:t>
-      </w:r>
-    </w:p>
-    <w:p>
-      <w:r/>
-      <w:r>
-        <w:rPr>
-          <w:b/>
-        </w:rPr>
-        <w:t>Para quién:</w:t>
-      </w:r>
-      <w:r>
-        <w:t xml:space="preserve"> si se quiere más holgura de marketing B2B y talento intermedio sin saltar al tier Growth.</w:t>
-      </w:r>
-    </w:p>
-    <w:p>
-      <w:r/>
-      <w:r>
-        <w:rPr>
-          <w:b/>
-        </w:rPr>
-        <w:t>Cuándo Morr recomendaría Base:</w:t>
-      </w:r>
-      <w:r>
-        <w:t xml:space="preserve"> si Gabriel ve que </w:t>
-      </w:r>
-      <w:r>
-        <w:rPr>
-          <w:b/>
-        </w:rPr>
-        <w:t>350/mes no atrae vendedores con red farmacéutica</w:t>
-      </w:r>
-      <w:r>
-        <w:t xml:space="preserve"> en Valencia, o si el costo legal/contable real supera el one-shot de 5.050 USD.</w:t>
-      </w:r>
-    </w:p>
-    <w:p>
-      <w:r>
-        <w:t>────────────────────────────────────────</w:t>
-      </w:r>
-    </w:p>
-    <w:p>
-      <w:pPr>
-        <w:pStyle w:val="Heading1"/>
-      </w:pPr>
-      <w:r>
-        <w:t>Escenario Growth (~187k) — qué añade vs Base</w:t>
-      </w:r>
-    </w:p>
-    <w:p>
-      <w:r>
-        <w:t xml:space="preserve">- Vendedores a </w:t>
-      </w:r>
-      <w:r>
-        <w:rPr>
-          <w:b/>
-        </w:rPr>
-        <w:t>450/mes</w:t>
-      </w:r>
-      <w:r>
-        <w:t xml:space="preserve">; dev </w:t>
-      </w:r>
-      <w:r>
-        <w:rPr>
-          <w:b/>
-        </w:rPr>
-        <w:t>senior 1.800/mes</w:t>
-      </w:r>
-      <w:r>
-        <w:t>.</w:t>
-      </w:r>
-    </w:p>
-    <w:p>
-      <w:r>
-        <w:t>- Mayor reserva (~20.000) y colchón operativo.</w:t>
-      </w:r>
-    </w:p>
-    <w:p>
-      <w:r>
-        <w:t>- Fase 0 ~44.755; burn anual ~152.370.</w:t>
-      </w:r>
-    </w:p>
-    <w:p>
-      <w:r/>
-      <w:r>
-        <w:rPr>
-          <w:b/>
-        </w:rPr>
-        <w:t>Para quién:</w:t>
-      </w:r>
-      <w:r>
-        <w:t xml:space="preserve"> máxima capacidad técnica y comercial en el mismo territorio Carabobo, con runway cómodo ante imprevistos.</w:t>
-      </w:r>
-    </w:p>
-    <w:p>
-      <w:r>
-        <w:t>────────────────────────────────────────</w:t>
-      </w:r>
-    </w:p>
-    <w:p>
-      <w:pPr>
-        <w:pStyle w:val="Heading1"/>
-      </w:pPr>
-      <w:r>
-        <w:t>Dónde va el dinero (Lean) — vista ejecutiva</w:t>
+        <w:t xml:space="preserve"> USD/mes Lean)</w:t>
       </w:r>
     </w:p>
     <w:tbl>
@@ -3512,7 +1619,7 @@
                 <w:color w:val="FFFFFF"/>
                 <w:sz w:val="20"/>
               </w:rPr>
-              <w:t>Bloque</w:t>
+              <w:t>Componente</w:t>
             </w:r>
           </w:p>
         </w:tc>
@@ -3528,7 +1635,7 @@
                 <w:color w:val="FFFFFF"/>
                 <w:sz w:val="20"/>
               </w:rPr>
-              <w:t>% aprox. del ~112k</w:t>
+              <w:t>USD/mes</w:t>
             </w:r>
           </w:p>
         </w:tc>
@@ -3544,7 +1651,7 @@
                 <w:color w:val="FFFFFF"/>
                 <w:sz w:val="20"/>
               </w:rPr>
-              <w:t>Qué cubre</w:t>
+              <w:t>Notas</w:t>
             </w:r>
           </w:p>
         </w:tc>
@@ -3559,7 +1666,7 @@
               <w:rPr>
                 <w:sz w:val="20"/>
               </w:rPr>
-              <w:t>Nómina equipo (12 meses)</w:t>
+              <w:t>Servicios oficina (Nameshared VPS ref.)</w:t>
             </w:r>
           </w:p>
         </w:tc>
@@ -3572,7 +1679,7 @@
               <w:rPr>
                 <w:sz w:val="20"/>
               </w:rPr>
-              <w:t>~55%</w:t>
+              <w:t>**80**</w:t>
             </w:r>
           </w:p>
         </w:tc>
@@ -3585,7 +1692,7 @@
               <w:rPr>
                 <w:sz w:val="20"/>
               </w:rPr>
-              <w:t>Founder, co-CEO, dev, ventas, CS, legal/contable</w:t>
+              <w:t>Infra app staging/prod piloto</w:t>
             </w:r>
           </w:p>
         </w:tc>
@@ -3600,7 +1707,7 @@
               <w:rPr>
                 <w:sz w:val="20"/>
               </w:rPr>
-              <w:t>Marketing y captación</w:t>
+              <w:t>SaaS stack (Cursor/Claude proxy, dominio, SSL, etc.)</w:t>
             </w:r>
           </w:p>
         </w:tc>
@@ -3613,7 +1720,7 @@
               <w:rPr>
                 <w:sz w:val="20"/>
               </w:rPr>
-              <w:t>~15%</w:t>
+              <w:t>**120**</w:t>
             </w:r>
           </w:p>
         </w:tc>
@@ -3626,7 +1733,7 @@
               <w:rPr>
                 <w:sz w:val="20"/>
               </w:rPr>
-              <w:t>Meta, valla, material, transporte vendedores</w:t>
+              <w:t>Ver MODELO §S2 footnote SaaS</w:t>
             </w:r>
           </w:p>
         </w:tc>
@@ -3641,7 +1748,7 @@
               <w:rPr>
                 <w:sz w:val="20"/>
               </w:rPr>
-              <w:t>Infra y herramientas</w:t>
+              <w:t>Firebase Phone Auth SMS (proxy)</w:t>
             </w:r>
           </w:p>
         </w:tc>
@@ -3654,7 +1761,7 @@
               <w:rPr>
                 <w:sz w:val="20"/>
               </w:rPr>
-              <w:t>~8%</w:t>
+              <w:t>**34**</w:t>
             </w:r>
           </w:p>
         </w:tc>
@@ -3667,7 +1774,7 @@
               <w:rPr>
                 <w:sz w:val="20"/>
               </w:rPr>
-              <w:t>Hosting, IA, SMS, oficina</w:t>
+              <w:t>OTP paciente — README §C.10</w:t>
             </w:r>
           </w:p>
         </w:tc>
@@ -3682,7 +1789,7 @@
               <w:rPr>
                 <w:sz w:val="20"/>
               </w:rPr>
-              <w:t>One-shots Fase 0</w:t>
+              <w:t>**Total fila hosting**</w:t>
             </w:r>
           </w:p>
         </w:tc>
@@ -3695,7 +1802,7 @@
               <w:rPr>
                 <w:sz w:val="20"/>
               </w:rPr>
-              <w:t>~13%</w:t>
+              <w:t>**234**</w:t>
             </w:r>
           </w:p>
         </w:tc>
@@ -3708,89 +1815,7 @@
               <w:rPr>
                 <w:sz w:val="20"/>
               </w:rPr>
-              <w:t>Legal, PCs, intro mercado</w:t>
-            </w:r>
-          </w:p>
-        </w:tc>
-      </w:tr>
-      <w:tr>
-        <w:tc>
-          <w:tcPr>
-            <w:tcW w:type="dxa" w:w="2880"/>
-          </w:tcPr>
-          <w:p>
-            <w:r>
-              <w:rPr>
-                <w:sz w:val="20"/>
-              </w:rPr>
-              <w:t>Fase 0 burn parcial</w:t>
-            </w:r>
-          </w:p>
-        </w:tc>
-        <w:tc>
-          <w:tcPr>
-            <w:tcW w:type="dxa" w:w="2880"/>
-          </w:tcPr>
-          <w:p>
-            <w:r>
-              <w:rPr>
-                <w:sz w:val="20"/>
-              </w:rPr>
-              <w:t>incluido arriba</w:t>
-            </w:r>
-          </w:p>
-        </w:tc>
-        <w:tc>
-          <w:tcPr>
-            <w:tcW w:type="dxa" w:w="2880"/>
-          </w:tcPr>
-          <w:p>
-            <w:r>
-              <w:rPr>
-                <w:sz w:val="20"/>
-              </w:rPr>
-              <w:t>90 días pre-lanzamiento</w:t>
-            </w:r>
-          </w:p>
-        </w:tc>
-      </w:tr>
-      <w:tr>
-        <w:tc>
-          <w:tcPr>
-            <w:tcW w:type="dxa" w:w="2880"/>
-          </w:tcPr>
-          <w:p>
-            <w:r>
-              <w:rPr>
-                <w:sz w:val="20"/>
-              </w:rPr>
-              <w:t>Reserva</w:t>
-            </w:r>
-          </w:p>
-        </w:tc>
-        <w:tc>
-          <w:tcPr>
-            <w:tcW w:type="dxa" w:w="2880"/>
-          </w:tcPr>
-          <w:p>
-            <w:r>
-              <w:rPr>
-                <w:sz w:val="20"/>
-              </w:rPr>
-              <w:t>&lt;1%</w:t>
-            </w:r>
-          </w:p>
-        </w:tc>
-        <w:tc>
-          <w:tcPr>
-            <w:tcW w:type="dxa" w:w="2880"/>
-          </w:tcPr>
-          <w:p>
-            <w:r>
-              <w:rPr>
-                <w:sz w:val="20"/>
-              </w:rPr>
-              <w:t>Imprevistos explícitos (~490)</w:t>
+              <w:t>**80 + 120 + 34 = 234** (reconcilia AUD-v3-01 vs PROYECCION sin recalcular §1.3)</w:t>
             </w:r>
           </w:p>
         </w:tc>
@@ -3798,76 +1823,11 @@
     </w:tbl>
     <w:p/>
     <w:p>
-      <w:r/>
-      <w:r>
-        <w:rPr>
-          <w:b/>
-        </w:rPr>
-        <w:t>Insight para consultoría:</w:t>
-      </w:r>
-      <w:r>
-        <w:t xml:space="preserve"> más de la mitad del capital va a </w:t>
-      </w:r>
-      <w:r>
-        <w:rPr>
-          <w:b/>
-        </w:rPr>
-        <w:t>personas en calle y soporte</w:t>
-      </w:r>
-      <w:r>
-        <w:t xml:space="preserve"> — coherente con tesis «riesgo comercial, no técnico».</w:t>
-      </w:r>
-    </w:p>
-    <w:p>
-      <w:r>
-        <w:t>────────────────────────────────────────</w:t>
-      </w:r>
-    </w:p>
-    <w:p>
       <w:pPr>
-        <w:pStyle w:val="Heading1"/>
+        <w:pStyle w:val="Heading2"/>
       </w:pPr>
       <w:r>
-        <w:t>Buffer inflación Venezuela</w:t>
-      </w:r>
-    </w:p>
-    <w:p>
-      <w:r>
-        <w:t xml:space="preserve">Metodología: ~30% de costos en bolívares / ~10% en USD → </w:t>
-      </w:r>
-      <w:r>
-        <w:rPr>
-          <w:b/>
-        </w:rPr>
-        <w:t>~20% de contingencia</w:t>
-      </w:r>
-      <w:r>
-        <w:t xml:space="preserve"> ya incorporada en la línea mensual de material, transporte y contingencia. No es una partida separada que debas sumar otra vez.</w:t>
-      </w:r>
-    </w:p>
-    <w:p>
-      <w:r/>
-      <w:r>
-        <w:rPr>
-          <w:b/>
-        </w:rPr>
-        <w:t>Escenario extremo:</w:t>
-      </w:r>
-      <w:r>
-        <w:t xml:space="preserve"> proyecciones externas citan inflación anual muy alta en 2026. Si devaluación trimestral &gt;100%, el plan activa: congelar contrataciones, recortar valla, renegociar HQ, revisar sueldos en USD con buffer adicional.</w:t>
-      </w:r>
-    </w:p>
-    <w:p>
-      <w:r>
-        <w:t>────────────────────────────────────────</w:t>
-      </w:r>
-    </w:p>
-    <w:p>
-      <w:pPr>
-        <w:pStyle w:val="Heading1"/>
-      </w:pPr>
-      <w:r>
-        <w:t>Sensibilidad rápida (qué pasa si…)</w:t>
+        <w:t>2.4 Total Lean 12 meses (canon v4 — aritmética cerrada)</w:t>
       </w:r>
     </w:p>
     <w:tbl>
@@ -3893,7 +1853,7 @@
                 <w:color w:val="FFFFFF"/>
                 <w:sz w:val="20"/>
               </w:rPr>
-              <w:t>Escenario</w:t>
+              <w:t>Concepto</w:t>
             </w:r>
           </w:p>
         </w:tc>
@@ -3909,7 +1869,7 @@
                 <w:color w:val="FFFFFF"/>
                 <w:sz w:val="20"/>
               </w:rPr>
-              <w:t>Impacto en cash M12 (orden de magnitud)</w:t>
+              <w:t>USD</w:t>
             </w:r>
           </w:p>
         </w:tc>
@@ -3924,7 +1884,7 @@
               <w:rPr>
                 <w:sz w:val="20"/>
               </w:rPr>
-              <w:t>Solo **120 activas** M12 (vs 159)</w:t>
+              <w:t>Fase 0 (one-shots 22.365 + operativa 27.895)</w:t>
             </w:r>
           </w:p>
         </w:tc>
@@ -3937,7 +1897,7 @@
               <w:rPr>
                 <w:sz w:val="20"/>
               </w:rPr>
-              <w:t>Cash **~USD 25–32k** — aún positivo pero justo</w:t>
+              <w:t>**50.260**</w:t>
             </w:r>
           </w:p>
         </w:tc>
@@ -3952,7 +1912,7 @@
               <w:rPr>
                 <w:sz w:val="20"/>
               </w:rPr>
-              <w:t>Burn +15% por inflación no cubierta</w:t>
+              <w:t>Burn 12 meses (Detallado)</w:t>
             </w:r>
           </w:p>
         </w:tc>
@@ -3965,7 +1925,7 @@
               <w:rPr>
                 <w:sz w:val="20"/>
               </w:rPr>
-              <w:t>Cash M12 cae **~USD 8–12k**</w:t>
+              <w:t>**172.152**</w:t>
             </w:r>
           </w:p>
         </w:tc>
@@ -3980,7 +1940,7 @@
               <w:rPr>
                 <w:sz w:val="20"/>
               </w:rPr>
-              <w:t>+1 vendedor no presupuestado</w:t>
+              <w:t>Reserva caja</w:t>
             </w:r>
           </w:p>
         </w:tc>
@@ -3993,7 +1953,7 @@
               <w:rPr>
                 <w:sz w:val="20"/>
               </w:rPr>
-              <w:t>+**~4.200/año** base + comisiones — requiere tier Base</w:t>
+              <w:t>**15.000**</w:t>
             </w:r>
           </w:p>
         </w:tc>
@@ -4008,7 +1968,7 @@
               <w:rPr>
                 <w:sz w:val="20"/>
               </w:rPr>
-              <w:t>Comisiones doble de lo modelado</w:t>
+              <w:t>**Total capital SAFE Lean**</w:t>
             </w:r>
           </w:p>
         </w:tc>
@@ -4021,7 +1981,7 @@
               <w:rPr>
                 <w:sz w:val="20"/>
               </w:rPr>
-              <w:t>Variable comercial sube; payback CAC se alarga</w:t>
+              <w:t>**237.412**</w:t>
             </w:r>
           </w:p>
         </w:tc>
@@ -4030,7 +1990,18 @@
     <w:p/>
     <w:p>
       <w:r>
-        <w:t>────────────────────────────────────────</w:t>
+        <w:rPr>
+          <w:i/>
+        </w:rPr>
+        <w:t>**Validación aritmética:** 50.260 + 172.152 + 15.000 = **237.412** ✓ (canon Excel v4).</w:t>
+      </w:r>
+    </w:p>
+    <w:p>
+      <w:r>
+        <w:rPr>
+          <w:i/>
+        </w:rPr>
+        <w:t>**Puente Fase 0:** wire **237.412** − Fase 0 **50.260** = caja Day-D **187.152**. Cash M12 esc.1: **246.231** (187.152 + FCF +59.079).</w:t>
       </w:r>
     </w:p>
     <w:p>
@@ -4038,91 +2009,21 @@
         <w:pStyle w:val="Heading1"/>
       </w:pPr>
       <w:r>
-        <w:t>Qué nos gustaría que revises, Gabriel</w:t>
+        <w:t>3. Buffer inflación VE</w:t>
       </w:r>
     </w:p>
     <w:p>
       <w:r>
-        <w:t xml:space="preserve">1. </w:t>
+        <w:t xml:space="preserve">Metodología ponderada (30% costos Bs / 10% USD) — </w:t>
       </w:r>
       <w:r>
         <w:rPr>
           <w:b/>
         </w:rPr>
-        <w:t>¿Lean (~112k) es suficiente para Valencia?</w:t>
+        <w:t>20%</w:t>
       </w:r>
       <w:r>
-        <w:t xml:space="preserve"> — ¿Falta colchón comercial vs Base (~157k)?</w:t>
-      </w:r>
-    </w:p>
-    <w:p>
-      <w:r>
-        <w:t xml:space="preserve">2. </w:t>
-      </w:r>
-      <w:r>
-        <w:rPr>
-          <w:b/>
-        </w:rPr>
-        <w:t>4 vendedores a 350/mes</w:t>
-      </w:r>
-      <w:r>
-        <w:t xml:space="preserve"> — ¿Es competitivo para captar farmacias independientes en Carabobo?</w:t>
-      </w:r>
-    </w:p>
-    <w:p>
-      <w:r>
-        <w:t xml:space="preserve">3. </w:t>
-      </w:r>
-      <w:r>
-        <w:rPr>
-          <w:b/>
-        </w:rPr>
-        <w:t>Oficina tipo casa (500/mes)</w:t>
-      </w:r>
-      <w:r>
-        <w:t xml:space="preserve"> — ¿Alineado con operación local real o conviene local visible en Av. Bolívar?</w:t>
-      </w:r>
-    </w:p>
-    <w:p>
-      <w:r>
-        <w:t xml:space="preserve">4. </w:t>
-      </w:r>
-      <w:r>
-        <w:rPr>
-          <w:b/>
-        </w:rPr>
-        <w:t>One-shots legales (~5.050 en constitución)</w:t>
-      </w:r>
-      <w:r>
-        <w:t xml:space="preserve"> — ¿Coincide con costos actuales de C.A. + trámites en el estado?</w:t>
-      </w:r>
-    </w:p>
-    <w:p>
-      <w:r>
-        <w:t xml:space="preserve">5. </w:t>
-      </w:r>
-      <w:r>
-        <w:rPr>
-          <w:b/>
-        </w:rPr>
-        <w:t>Equity ~18,66% por cap 600k</w:t>
-      </w:r>
-      <w:r>
-        <w:t xml:space="preserve"> — ¿Cómo lo vería un inversor ángel local vs el benchmark LatAm (~10–12%)?</w:t>
-      </w:r>
-    </w:p>
-    <w:p>
-      <w:r>
-        <w:t xml:space="preserve">6. </w:t>
-      </w:r>
-      <w:r>
-        <w:rPr>
-          <w:b/>
-        </w:rPr>
-        <w:t>¿El gasto en valla (350/mes desde M3)</w:t>
-      </w:r>
-      <w:r>
-        <w:t xml:space="preserve"> tiene sentido en Valencia metro, o Morr recomienda otro canal offline para farmacias?</w:t>
+        <w:t xml:space="preserve"> incorporado en contingencia mensual.</w:t>
       </w:r>
     </w:p>
     <w:p>
@@ -4131,104 +2032,15 @@
       </w:r>
     </w:p>
     <w:p>
-      <w:pPr>
-        <w:pStyle w:val="Heading1"/>
-      </w:pPr>
-      <w:r>
-        <w:t>Disclaimers</w:t>
-      </w:r>
-    </w:p>
-    <w:p>
-      <w:r>
-        <w:t xml:space="preserve">- Cifras en </w:t>
-      </w:r>
+      <w:r/>
       <w:r>
         <w:rPr>
           <w:b/>
         </w:rPr>
-        <w:t>USD constantes</w:t>
+        <w:t>Fuente canónica numérica:</w:t>
       </w:r>
       <w:r>
-        <w:t>; redondeos en miles para lectura humana.</w:t>
-      </w:r>
-    </w:p>
-    <w:p>
-      <w:r>
-        <w:t xml:space="preserve">- Comisiones de ventas por firma </w:t>
-      </w:r>
-      <w:r>
-        <w:rPr>
-          <w:b/>
-        </w:rPr>
-        <w:t>no</w:t>
-      </w:r>
-      <w:r>
-        <w:t xml:space="preserve"> están en el burn fijo mensual — van como variable comercial.</w:t>
-      </w:r>
-    </w:p>
-    <w:p>
-      <w:r>
-        <w:t xml:space="preserve">- Base y Growth son </w:t>
-      </w:r>
-      <w:r>
-        <w:rPr>
-          <w:b/>
-        </w:rPr>
-        <w:t>alternativas</w:t>
-      </w:r>
-      <w:r>
-        <w:t xml:space="preserve"> con más colchón; el ask principal del piloto documentado es </w:t>
-      </w:r>
-      <w:r>
-        <w:rPr>
-          <w:b/>
-        </w:rPr>
-        <w:t>Lean ~112k</w:t>
-      </w:r>
-      <w:r>
-        <w:t>.</w:t>
-      </w:r>
-    </w:p>
-    <w:p>
-      <w:r>
-        <w:t xml:space="preserve">- Escenario stretch con 6 vendedores (~185k) existe en el modelo interno pero </w:t>
-      </w:r>
-      <w:r>
-        <w:rPr>
-          <w:b/>
-        </w:rPr>
-        <w:t>no</w:t>
-      </w:r>
-      <w:r>
-        <w:t xml:space="preserve"> es el ask principal — omitido aquí para no confundir la conversación con Gabriel.</w:t>
-      </w:r>
-    </w:p>
-    <w:p>
-      <w:r>
-        <w:t xml:space="preserve">- </w:t>
-      </w:r>
-      <w:r>
-        <w:rPr>
-          <w:b/>
-        </w:rPr>
-        <w:t>No sustituye</w:t>
-      </w:r>
-      <w:r>
-        <w:t xml:space="preserve"> presupuesto auditado ni asesoría contable/fiscal VE.</w:t>
-      </w:r>
-    </w:p>
-    <w:p>
-      <w:r>
-        <w:t xml:space="preserve">- </w:t>
-      </w:r>
-      <w:r>
-        <w:rPr>
-          <w:b/>
-        </w:rPr>
-        <w:t>No es oferta de valores</w:t>
-      </w:r>
-      <w:r>
-        <w:t xml:space="preserve"> ni solicitud de inversión salvo acuerdo aparte.</w:t>
+        <w:t xml:space="preserve"> [`MODELO_FINANCIERO_ZONIX_PHARMA.xlsx`](MODELO_FINANCIERO_ZONIX_PHARMA.xlsx) · generador [`_tools/generate_modelo_financiero_v2.py`](_tools/generate_modelo_financiero_v2.py).</w:t>
       </w:r>
     </w:p>
     <w:sectPr>
